--- a/tests/corpus_v2/docs/cx_loan_0023.docx
+++ b/tests/corpus_v2/docs/cx_loan_0023.docx
@@ -21,7 +21,13 @@
         <w:rPr>
           <w:b/>
         </w:rPr>
-        <w:t xml:space="preserve">№ 128/2025-А</w:t>
+        <w:t xml:space="preserve">№ </w:t>
+      </w:r>
+      <w:r>
+        <w:rPr>
+          <w:b/>
+        </w:rPr>
+        <w:t xml:space="preserve">73/15</w:t>
       </w:r>
     </w:p>
     <w:p/>
@@ -33,7 +39,7 @@
         <w:t xml:space="preserve">     </w:t>
       </w:r>
       <w:r>
-        <w:t xml:space="preserve">«21» ноября 2023 г.</w:t>
+        <w:t xml:space="preserve">«21» декабря 2023 г.</w:t>
       </w:r>
     </w:p>
     <w:p/>
@@ -90,10 +96,10 @@
         <w:t xml:space="preserve">, именуемый в дальнейшем «Заёмщик»</w:t>
       </w:r>
       <w:r>
-        <w:t xml:space="preserve">, с другой стороны, совместно именуемые «Стороны», заключили настоящий </w:t>
-      </w:r>
-      <w:r>
-        <w:t xml:space="preserve">Договор № 94/2025-К</w:t>
+        <w:t xml:space="preserve">, с другой стороны, совместно именуемые «Стороны», заключили настоящий Договор № </w:t>
+      </w:r>
+      <w:r>
+        <w:t xml:space="preserve">80675/403-сс</w:t>
       </w:r>
       <w:r>
         <w:t xml:space="preserve"> (далее — Договор) о нижеследующем:</w:t>
@@ -124,7 +130,7 @@
         <w:t xml:space="preserve">Сумма займа: </w:t>
       </w:r>
       <w:r>
-        <w:t xml:space="preserve">10 000 (Десять тысяч) рублей 00 копеек</w:t>
+        <w:t xml:space="preserve">цена Контракта составляет ______ рублей ______ копеек</w:t>
       </w:r>
       <w:r>
         <w:t xml:space="preserve">. Заём считается возвращённым в момент зачисления денежных средств на счёт Займодавца.</w:t>
@@ -138,7 +144,7 @@
         <w:t xml:space="preserve">Ставка за пользование займом: </w:t>
       </w:r>
       <w:r>
-        <w:t xml:space="preserve">НДС 22%</w:t>
+        <w:t xml:space="preserve">0,01 процента от общей суммы счета</w:t>
       </w:r>
       <w:r>
         <w:t xml:space="preserve">.</w:t>
@@ -152,62 +158,68 @@
         <w:t xml:space="preserve">Выдача займа производится траншами; </w:t>
       </w:r>
       <w:r>
+        <w:t xml:space="preserve">первый транш</w:t>
+      </w:r>
+      <w:r>
+        <w:t xml:space="preserve"> согласуется Сторонами дополнительно.</w:t>
+      </w:r>
+    </w:p>
+    <w:p/>
+    <w:p>
+      <w:r>
+        <w:rPr>
+          <w:b/>
+        </w:rPr>
+        <w:t xml:space="preserve">2. ЦЕНА И ПОРЯДОК РАСЧЁТОВ</w:t>
+      </w:r>
+    </w:p>
+    <w:p>
+      <w:r>
+        <w:t xml:space="preserve">2.1. Общая цена Договора: </w:t>
+      </w:r>
+      <w:r>
+        <w:t xml:space="preserve">320 000 (Триста двадцать тысяч) руб. 0 коп.</w:t>
+      </w:r>
+      <w:r>
+        <w:t xml:space="preserve">.</w:t>
+      </w:r>
+    </w:p>
+    <w:p>
+      <w:r>
+        <w:t xml:space="preserve">2.2. Налог: </w:t>
+      </w:r>
+      <w:r>
+        <w:t xml:space="preserve">0,05 (пять сотых процента) % за каждый день просрочки</w:t>
+      </w:r>
+      <w:r>
+        <w:t xml:space="preserve">, но не более </w:t>
+      </w:r>
+      <w:r>
+        <w:t xml:space="preserve">15 (пятнадцать) процентов от цены Договора</w:t>
+      </w:r>
+      <w:r>
+        <w:t xml:space="preserve">.</w:t>
+      </w:r>
+    </w:p>
+    <w:p>
+      <w:r>
+        <w:t xml:space="preserve">2.3. Срок оплаты — </w:t>
+      </w:r>
+      <w:r>
+        <w:t xml:space="preserve">не позднее 17.08.2025</w:t>
+      </w:r>
+      <w:r>
+        <w:t xml:space="preserve">.</w:t>
+      </w:r>
+    </w:p>
+    <w:p>
+      <w:r>
+        <w:t xml:space="preserve">2.4. Порядок выборки: </w:t>
+      </w:r>
+      <w:r>
         <w:t xml:space="preserve">период выборки траншей</w:t>
       </w:r>
       <w:r>
-        <w:t xml:space="preserve"> согласуется Сторонами дополнительно.</w:t>
-      </w:r>
-    </w:p>
-    <w:p/>
-    <w:p>
-      <w:r>
-        <w:rPr>
-          <w:b/>
-        </w:rPr>
-        <w:t xml:space="preserve">2. ЦЕНА И ПОРЯДОК РАСЧЁТОВ</w:t>
-      </w:r>
-    </w:p>
-    <w:p>
-      <w:r>
-        <w:t xml:space="preserve">2.1. Общая цена Договора: </w:t>
-      </w:r>
-      <w:r>
-        <w:t xml:space="preserve">559 657,62 (пятьсот пятьдесят девять тысяч шестьсот пятьдесят семь рублей шестьдесят две копейки)</w:t>
-      </w:r>
-      <w:r>
-        <w:t xml:space="preserve">.</w:t>
-      </w:r>
-    </w:p>
-    <w:p>
-      <w:r>
-        <w:t xml:space="preserve">2.2. Налог: </w:t>
-      </w:r>
-      <w:r>
-        <w:t xml:space="preserve">5 (пять) процентов</w:t>
-      </w:r>
-      <w:r>
-        <w:t xml:space="preserve">.</w:t>
-      </w:r>
-    </w:p>
-    <w:p>
-      <w:r>
-        <w:t xml:space="preserve">2.3. Срок оплаты — </w:t>
-      </w:r>
-      <w:r>
-        <w:t xml:space="preserve">не позднее 27.04.2025</w:t>
-      </w:r>
-      <w:r>
-        <w:t xml:space="preserve">.</w:t>
-      </w:r>
-    </w:p>
-    <w:p>
-      <w:r>
-        <w:t xml:space="preserve">2.4. Порядок выборки: </w:t>
-      </w:r>
-      <w:r>
-        <w:t xml:space="preserve">график выдачи траншей</w:t>
-      </w:r>
-      <w:r>
         <w:t xml:space="preserve"> определяется приложением к Договору.</w:t>
       </w:r>
     </w:p>
@@ -225,7 +237,7 @@
         <w:t xml:space="preserve">, артикул </w:t>
       </w:r>
       <w:r>
-        <w:t xml:space="preserve">RM-3723-47</w:t>
+        <w:t xml:space="preserve">RM-4692-22</w:t>
       </w:r>
       <w:r>
         <w:t xml:space="preserve">, код </w:t>
@@ -285,7 +297,13 @@
         <w:t xml:space="preserve">. Цена — </w:t>
       </w:r>
       <w:r>
-        <w:t xml:space="preserve">не менее 20 000 (Двадцати тысяч) рублей</w:t>
+        <w:t xml:space="preserve">1800000 (один миллион восемьсот тысяч) рублей 00 копеек</w:t>
+      </w:r>
+      <w:r>
+        <w:t xml:space="preserve">, </w:t>
+      </w:r>
+      <w:r>
+        <w:t xml:space="preserve">Без НДС</w:t>
       </w:r>
       <w:r>
         <w:t xml:space="preserve">.</w:t>
@@ -305,7 +323,7 @@
         <w:t xml:space="preserve">3.1. Место исполнения обязательств: </w:t>
       </w:r>
       <w:r>
-        <w:t xml:space="preserve">170100, г. Тверь, ш. Лесная, д. 68, кв. 31</w:t>
+        <w:t xml:space="preserve">141300, г. Сергиев Посад, пер. Промышленная, д. 24, кв. 123</w:t>
       </w:r>
       <w:r>
         <w:t xml:space="preserve">.</w:t>
@@ -322,7 +340,7 @@
         <w:t xml:space="preserve"> по телефону </w:t>
       </w:r>
       <w:r>
-        <w:t xml:space="preserve">+7 (812) 605-44-74</w:t>
+        <w:t xml:space="preserve">+7 (383) 641-25-55</w:t>
       </w:r>
       <w:r>
         <w:t xml:space="preserve">.</w:t>
@@ -333,7 +351,7 @@
         <w:t xml:space="preserve">3.3. Срок исполнения обязательств — </w:t>
       </w:r>
       <w:r>
-        <w:t xml:space="preserve">не более 12 месяцев с момента заключения кредитного договора</w:t>
+        <w:t xml:space="preserve">в течение сорока пяти рабочих дней с момента поступления денежных средств на расчетный счет</w:t>
       </w:r>
       <w:r>
         <w:t xml:space="preserve">.</w:t>
@@ -364,13 +382,13 @@
         <w:t xml:space="preserve">Размер неустойки за нарушение сроков оплаты: </w:t>
       </w:r>
       <w:r>
-        <w:t xml:space="preserve">0,1 (одной десятой) % от цены Договора</w:t>
+        <w:t xml:space="preserve">0,1 (одна десятая процента) % годовых</w:t>
       </w:r>
       <w:r>
         <w:t xml:space="preserve">. Предельный размер ответственности: </w:t>
       </w:r>
       <w:r>
-        <w:t xml:space="preserve">0,1% за каждый день просрочки</w:t>
+        <w:t xml:space="preserve">20% от цены Договора</w:t>
       </w:r>
       <w:r>
         <w:t xml:space="preserve">.</w:t>
@@ -392,7 +410,7 @@
         <w:t xml:space="preserve">Сторона, для которой создалась невозможность исполнения, обязана уведомить другую Сторону. Срок уведомления — </w:t>
       </w:r>
       <w:r>
-        <w:t xml:space="preserve">в течение 3 банковских дней с даты подписания Сторонами акта сдачи-приемки оказанных услуг</w:t>
+        <w:t xml:space="preserve">в течение 14 (Четырнадцати) банковских дней</w:t>
       </w:r>
       <w:r>
         <w:t xml:space="preserve">.</w:t>
@@ -406,13 +424,79 @@
         <w:t xml:space="preserve">Все споры и разногласия решаются путём переговоров. Претензионный порядок обязателен, срок ответа на претензию — </w:t>
       </w:r>
       <w:r>
-        <w:t xml:space="preserve">в течение 7 рабочих дней с момента выставления счета</w:t>
-      </w:r>
-      <w:r>
-        <w:t xml:space="preserve">.</w:t>
-      </w:r>
-    </w:p>
-    <w:p/>
+        <w:t xml:space="preserve">в течение тридцати шести месяцев с даты подписания Сторонами акта сдачи-приемки оказанных услуг</w:t>
+      </w:r>
+      <w:r>
+        <w:t xml:space="preserve">.</w:t>
+      </w:r>
+    </w:p>
+    <w:p/>
+    <w:p/>
+    <w:p/>
+    <w:p>
+      <w:r>
+        <w:rPr>
+          <w:b/>
+        </w:rPr>
+        <w:t xml:space="preserve">9. КОНТРОЛЬНЫЕ ВЕЛИЧИНЫ</w:t>
+      </w:r>
+    </w:p>
+    <w:p>
+      <w:r>
+        <w:t xml:space="preserve">9.1. Контрольная запись: </w:t>
+      </w:r>
+      <w:r>
+        <w:rPr>
+          <w:b/>
+        </w:rPr>
+        <w:t xml:space="preserve">в течение 6</w:t>
+      </w:r>
+      <w:r>
+        <w:t xml:space="preserve">0 банковских дней с момента выставления счета</w:t>
+      </w:r>
+      <w:r>
+        <w:t xml:space="preserve">.</w:t>
+      </w:r>
+    </w:p>
+    <w:p>
+      <w:r>
+        <w:t xml:space="preserve">9.2. Контрольная запись: </w:t>
+      </w:r>
+      <w:r>
+        <w:t xml:space="preserve">14/2023-П</w:t>
+      </w:r>
+      <w:r>
+        <w:t xml:space="preserve">.</w:t>
+      </w:r>
+    </w:p>
+    <w:p>
+      <w:r>
+        <w:t xml:space="preserve">9.3. Контрольная запись: </w:t>
+      </w:r>
+      <w:r>
+        <w:rPr>
+          <w:b/>
+        </w:rPr>
+        <w:t xml:space="preserve">5</w:t>
+      </w:r>
+      <w:r>
+        <w:t xml:space="preserve">88 000,96 ₽</w:t>
+      </w:r>
+      <w:r>
+        <w:t xml:space="preserve">.</w:t>
+      </w:r>
+    </w:p>
+    <w:p>
+      <w:r>
+        <w:t xml:space="preserve">9.4. Контрольная запись: </w:t>
+      </w:r>
+      <w:r>
+        <w:t xml:space="preserve">1 0  (десять) процентов от стоимости неоплаченных работ</w:t>
+      </w:r>
+      <w:r>
+        <w:t xml:space="preserve">.</w:t>
+      </w:r>
+    </w:p>
     <w:p/>
     <w:p/>
     <w:p>
@@ -484,7 +568,7 @@
               <w:t xml:space="preserve">Юридический адрес: </w:t>
             </w:r>
             <w:r>
-              <w:t xml:space="preserve">603000, г. Нижний Новгород, просп. Строителей, д. 84, кв. 60</w:t>
+              <w:t xml:space="preserve">620014, г. Екатеринбург, проезд Гагарина, д. 84, кв. 60</w:t>
             </w:r>
           </w:p>
           <w:p>

--- a/tests/corpus_v2/docs/cx_loan_0023.docx
+++ b/tests/corpus_v2/docs/cx_loan_0023.docx
@@ -463,7 +463,13 @@
         <w:t xml:space="preserve">9.2. Контрольная запись: </w:t>
       </w:r>
       <w:r>
-        <w:t xml:space="preserve">14/2023-П</w:t>
+        <w:rPr>
+          <w:b/>
+        </w:rPr>
+        <w:t xml:space="preserve">14/20</w:t>
+      </w:r>
+      <w:r>
+        <w:t xml:space="preserve">23-П</w:t>
       </w:r>
       <w:r>
         <w:t xml:space="preserve">.</w:t>

--- a/tests/corpus_v2/docs/cx_loan_0023.docx
+++ b/tests/corpus_v2/docs/cx_loan_0023.docx
@@ -27,19 +27,19 @@
         <w:rPr>
           <w:b/>
         </w:rPr>
-        <w:t xml:space="preserve">73/15</w:t>
-      </w:r>
-    </w:p>
-    <w:p/>
-    <w:p>
-      <w:r>
-        <w:t xml:space="preserve">г. Новосибирск</w:t>
+        <w:t xml:space="preserve">75306/701-сс</w:t>
+      </w:r>
+    </w:p>
+    <w:p/>
+    <w:p>
+      <w:r>
+        <w:t xml:space="preserve">г. Тверь</w:t>
       </w:r>
       <w:r>
         <w:t xml:space="preserve">     </w:t>
       </w:r>
       <w:r>
-        <w:t xml:space="preserve">«21» декабря 2023 г.</w:t>
+        <w:t xml:space="preserve">«11» ноября 2025 г.</w:t>
       </w:r>
     </w:p>
     <w:p/>
@@ -99,7 +99,7 @@
         <w:t xml:space="preserve">, с другой стороны, совместно именуемые «Стороны», заключили настоящий Договор № </w:t>
       </w:r>
       <w:r>
-        <w:t xml:space="preserve">80675/403-сс</w:t>
+        <w:t xml:space="preserve">1/22</w:t>
       </w:r>
       <w:r>
         <w:t xml:space="preserve"> (далее — Договор) о нижеследующем:</w:t>
@@ -466,10 +466,10 @@
         <w:rPr>
           <w:b/>
         </w:rPr>
-        <w:t xml:space="preserve">14/20</w:t>
-      </w:r>
-      <w:r>
-        <w:t xml:space="preserve">23-П</w:t>
+        <w:t xml:space="preserve">2</w:t>
+      </w:r>
+      <w:r>
+        <w:t xml:space="preserve">3/17</w:t>
       </w:r>
       <w:r>
         <w:t xml:space="preserve">.</w:t>
@@ -483,10 +483,10 @@
         <w:rPr>
           <w:b/>
         </w:rPr>
-        <w:t xml:space="preserve">5</w:t>
-      </w:r>
-      <w:r>
-        <w:t xml:space="preserve">88 000,96 ₽</w:t>
+        <w:t xml:space="preserve">9</w:t>
+      </w:r>
+      <w:r>
+        <w:t xml:space="preserve">79 000,72 ₽</w:t>
       </w:r>
       <w:r>
         <w:t xml:space="preserve">.</w:t>
@@ -497,7 +497,7 @@
         <w:t xml:space="preserve">9.4. Контрольная запись: </w:t>
       </w:r>
       <w:r>
-        <w:t xml:space="preserve">1 0  (десять) процентов от стоимости неоплаченных работ</w:t>
+        <w:t xml:space="preserve">1/1 5 0 ключевой ставки ЦБ РФ за каждый день просрочки</w:t>
       </w:r>
       <w:r>
         <w:t xml:space="preserve">.</w:t>
@@ -574,7 +574,7 @@
               <w:t xml:space="preserve">Юридический адрес: </w:t>
             </w:r>
             <w:r>
-              <w:t xml:space="preserve">620014, г. Екатеринбург, проезд Гагарина, д. 84, кв. 60</w:t>
+              <w:t xml:space="preserve">603000, г. Нижний Новгород, просп. Строителей, д. 84, кв. 60</w:t>
             </w:r>
           </w:p>
           <w:p>

--- a/tests/corpus_v2/docs/cx_loan_0023.docx
+++ b/tests/corpus_v2/docs/cx_loan_0023.docx
@@ -27,19 +27,19 @@
         <w:rPr>
           <w:b/>
         </w:rPr>
-        <w:t xml:space="preserve">75306/701-сс</w:t>
-      </w:r>
-    </w:p>
-    <w:p/>
-    <w:p>
-      <w:r>
-        <w:t xml:space="preserve">г. Тверь</w:t>
+        <w:t xml:space="preserve">44864/197-сс</w:t>
+      </w:r>
+    </w:p>
+    <w:p/>
+    <w:p>
+      <w:r>
+        <w:t xml:space="preserve">г. Ростов-на-Дону</w:t>
       </w:r>
       <w:r>
         <w:t xml:space="preserve">     </w:t>
       </w:r>
       <w:r>
-        <w:t xml:space="preserve">«11» ноября 2025 г.</w:t>
+        <w:t xml:space="preserve">«22» марта 2024 г.</w:t>
       </w:r>
     </w:p>
     <w:p/>
@@ -72,25 +72,25 @@
         <w:t xml:space="preserve">паспорт </w:t>
       </w:r>
       <w:r>
-        <w:t xml:space="preserve">08 22 094627</w:t>
+        <w:t xml:space="preserve">74 21 827468</w:t>
       </w:r>
       <w:r>
         <w:t xml:space="preserve">, выдан </w:t>
       </w:r>
       <w:r>
-        <w:t xml:space="preserve">ОВД «Тропарёво» г. Москвы</w:t>
+        <w:t xml:space="preserve">ТП № 2 ОУФМС России по Московской обл.</w:t>
       </w:r>
       <w:r>
         <w:t xml:space="preserve"> </w:t>
       </w:r>
       <w:r>
-        <w:t xml:space="preserve">01.08.2010</w:t>
+        <w:t xml:space="preserve">01.01.2002</w:t>
       </w:r>
       <w:r>
         <w:t xml:space="preserve">, код подразделения </w:t>
       </w:r>
       <w:r>
-        <w:t xml:space="preserve">484-018</w:t>
+        <w:t xml:space="preserve">700-093</w:t>
       </w:r>
       <w:r>
         <w:t xml:space="preserve">, именуемый в дальнейшем «Заёмщик»</w:t>
@@ -294,10 +294,16 @@
         <w:t xml:space="preserve">МКАС при ТПП РФ</w:t>
       </w:r>
       <w:r>
+        <w:t xml:space="preserve">. Товар отгружается с сопроводительным документом паспорт качества № </w:t>
+      </w:r>
+      <w:r>
+        <w:t xml:space="preserve">22 10 113996</w:t>
+      </w:r>
+      <w:r>
         <w:t xml:space="preserve">. Цена — </w:t>
       </w:r>
       <w:r>
-        <w:t xml:space="preserve">1800000 (один миллион восемьсот тысяч) рублей 00 копеек</w:t>
+        <w:t xml:space="preserve">9220000 (девять миллионов двести двадцать тысяч) рублей 00 копеек</w:t>
       </w:r>
       <w:r>
         <w:t xml:space="preserve">, </w:t>
@@ -323,7 +329,7 @@
         <w:t xml:space="preserve">3.1. Место исполнения обязательств: </w:t>
       </w:r>
       <w:r>
-        <w:t xml:space="preserve">141300, г. Сергиев Посад, пер. Промышленная, д. 24, кв. 123</w:t>
+        <w:t xml:space="preserve">170100, г. Тверь, ш. Лесная, д. 68, кв. 31</w:t>
       </w:r>
       <w:r>
         <w:t xml:space="preserve">.</w:t>
@@ -340,7 +346,7 @@
         <w:t xml:space="preserve"> по телефону </w:t>
       </w:r>
       <w:r>
-        <w:t xml:space="preserve">+7 (383) 641-25-55</w:t>
+        <w:t xml:space="preserve">+7 (812) 605-44-74</w:t>
       </w:r>
       <w:r>
         <w:t xml:space="preserve">.</w:t>
@@ -351,7 +357,7 @@
         <w:t xml:space="preserve">3.3. Срок исполнения обязательств — </w:t>
       </w:r>
       <w:r>
-        <w:t xml:space="preserve">в течение сорока пяти рабочих дней с момента поступления денежных средств на расчетный счет</w:t>
+        <w:t xml:space="preserve">в течение шестидесяти рабочих дней с момента поступления денежных средств на расчетный счет</w:t>
       </w:r>
       <w:r>
         <w:t xml:space="preserve">.</w:t>
@@ -388,7 +394,7 @@
         <w:t xml:space="preserve">. Предельный размер ответственности: </w:t>
       </w:r>
       <w:r>
-        <w:t xml:space="preserve">20% от цены Договора</w:t>
+        <w:t xml:space="preserve">5% от цены Договора</w:t>
       </w:r>
       <w:r>
         <w:t xml:space="preserve">.</w:t>
@@ -410,7 +416,7 @@
         <w:t xml:space="preserve">Сторона, для которой создалась невозможность исполнения, обязана уведомить другую Сторону. Срок уведомления — </w:t>
       </w:r>
       <w:r>
-        <w:t xml:space="preserve">в течение 14 (Четырнадцати) банковских дней</w:t>
+        <w:t xml:space="preserve">в течение 10 (Десяти) банковских дней</w:t>
       </w:r>
       <w:r>
         <w:t xml:space="preserve">.</w:t>
@@ -449,10 +455,10 @@
         <w:rPr>
           <w:b/>
         </w:rPr>
-        <w:t xml:space="preserve">в течение 6</w:t>
-      </w:r>
-      <w:r>
-        <w:t xml:space="preserve">0 банковских дней с момента выставления счета</w:t>
+        <w:t xml:space="preserve">не позднее 25.11.20</w:t>
+      </w:r>
+      <w:r>
+        <w:t xml:space="preserve">26</w:t>
       </w:r>
       <w:r>
         <w:t xml:space="preserve">.</w:t>
@@ -466,10 +472,10 @@
         <w:rPr>
           <w:b/>
         </w:rPr>
-        <w:t xml:space="preserve">2</w:t>
-      </w:r>
-      <w:r>
-        <w:t xml:space="preserve">3/17</w:t>
+        <w:t xml:space="preserve">7</w:t>
+      </w:r>
+      <w:r>
+        <w:t xml:space="preserve">4/23</w:t>
       </w:r>
       <w:r>
         <w:t xml:space="preserve">.</w:t>
@@ -483,10 +489,10 @@
         <w:rPr>
           <w:b/>
         </w:rPr>
-        <w:t xml:space="preserve">9</w:t>
-      </w:r>
-      <w:r>
-        <w:t xml:space="preserve">79 000,72 ₽</w:t>
+        <w:t xml:space="preserve">17 5</w:t>
+      </w:r>
+      <w:r>
+        <w:t xml:space="preserve">00 000,29 ₽</w:t>
       </w:r>
       <w:r>
         <w:t xml:space="preserve">.</w:t>
@@ -574,7 +580,7 @@
               <w:t xml:space="preserve">Юридический адрес: </w:t>
             </w:r>
             <w:r>
-              <w:t xml:space="preserve">603000, г. Нижний Новгород, просп. Строителей, д. 84, кв. 60</w:t>
+              <w:t xml:space="preserve">101000, г. Москва, ш. Полевая, д. 5, кв. 46</w:t>
             </w:r>
           </w:p>
           <w:p>
@@ -582,7 +588,7 @@
               <w:t xml:space="preserve">Почтовый адрес: </w:t>
             </w:r>
             <w:r>
-              <w:t xml:space="preserve">143000, г. Одинцово, ул. Космонавтов, д. 66, кв. 146</w:t>
+              <w:t xml:space="preserve">630099, г. Новосибирск, пер. Гагарина, д. 16, кв. 182</w:t>
             </w:r>
           </w:p>
           <w:p>
@@ -637,7 +643,7 @@
               <w:t xml:space="preserve">Тел.: </w:t>
             </w:r>
             <w:r>
-              <w:t xml:space="preserve">+7 (495) 283-42-16</w:t>
+              <w:t xml:space="preserve">+7 (499) 710-46-99</w:t>
             </w:r>
           </w:p>
           <w:p>
@@ -645,7 +651,7 @@
               <w:t xml:space="preserve">E-mail: </w:t>
             </w:r>
             <w:r>
-              <w:t xml:space="preserve">sidorova@list.ru</w:t>
+              <w:t xml:space="preserve">sidorova@mail.ru</w:t>
             </w:r>
           </w:p>
           <w:p/>
@@ -680,7 +686,7 @@
               <w:t xml:space="preserve">Дата рождения: </w:t>
             </w:r>
             <w:r>
-              <w:t xml:space="preserve">17.05.1967</w:t>
+              <w:t xml:space="preserve">10.05.1988</w:t>
             </w:r>
           </w:p>
           <w:p>
@@ -688,7 +694,7 @@
               <w:t xml:space="preserve">Адрес регистрации: </w:t>
             </w:r>
             <w:r>
-              <w:t xml:space="preserve">170100, г. Тверь, ул. Садовая, д. 28, кв. 153</w:t>
+              <w:t xml:space="preserve">170100, г. Тверь, ш. Гагарина, д. 1, кв. 194</w:t>
             </w:r>
           </w:p>
           <w:p>
@@ -696,16 +702,16 @@
               <w:t xml:space="preserve">Паспорт </w:t>
             </w:r>
             <w:r>
-              <w:t xml:space="preserve">08 22 094627</w:t>
-            </w:r>
-            <w:r>
-              <w:t xml:space="preserve">, выдан ОВД «Тропарёво» г. Москвы 01.08.2010</w:t>
+              <w:t xml:space="preserve">74 21 827468</w:t>
+            </w:r>
+            <w:r>
+              <w:t xml:space="preserve">, выдан ТП № 2 ОУФМС России по Московской обл. 01.01.2002</w:t>
             </w:r>
             <w:r>
               <w:t xml:space="preserve">, код подразделения </w:t>
             </w:r>
             <w:r>
-              <w:t xml:space="preserve">484-018</w:t>
+              <w:t xml:space="preserve">700-093</w:t>
             </w:r>
           </w:p>
           <w:p>
@@ -713,13 +719,13 @@
               <w:t xml:space="preserve">СНИЛС </w:t>
             </w:r>
             <w:r>
-              <w:t xml:space="preserve">159-313-927 84</w:t>
+              <w:t xml:space="preserve">593-139-270 13</w:t>
             </w:r>
             <w:r>
               <w:t xml:space="preserve"> ИНН </w:t>
             </w:r>
             <w:r>
-              <w:t xml:space="preserve">965553242807</w:t>
+              <w:t xml:space="preserve">655532428108</w:t>
             </w:r>
           </w:p>
           <w:p>
@@ -727,7 +733,7 @@
               <w:t xml:space="preserve">Тел.: </w:t>
             </w:r>
             <w:r>
-              <w:t xml:space="preserve">+7 (812) 817-21-27</w:t>
+              <w:t xml:space="preserve">+7 (499) 791-30-94</w:t>
             </w:r>
           </w:p>
           <w:p>
@@ -735,7 +741,7 @@
               <w:t xml:space="preserve">E-mail: </w:t>
             </w:r>
             <w:r>
-              <w:t xml:space="preserve">sidorov@yandex.ru</w:t>
+              <w:t xml:space="preserve">sidorov@romashka.ru</w:t>
             </w:r>
           </w:p>
           <w:p/>
@@ -795,13 +801,13 @@
       <w:t xml:space="preserve">Исполнитель документа: </w:t>
     </w:r>
     <w:r>
-      <w:t xml:space="preserve">Смирнов И. О.</w:t>
+      <w:t xml:space="preserve">Семёнов В. И.</w:t>
     </w:r>
     <w:r>
       <w:t xml:space="preserve">, тел. </w:t>
     </w:r>
     <w:r>
-      <w:t xml:space="preserve">8(383)3553564</w:t>
+      <w:t xml:space="preserve">8(843)4504380</w:t>
     </w:r>
   </w:p>
 </w:ftr>
@@ -814,13 +820,13 @@
       <w:t xml:space="preserve">ООО «Оптима» · </w:t>
     </w:r>
     <w:r>
-      <w:t xml:space="preserve">+7 (383) 105-37-96</w:t>
+      <w:t xml:space="preserve">+7 (495) 147-82-80</w:t>
     </w:r>
     <w:r>
       <w:t xml:space="preserve"> · </w:t>
     </w:r>
     <w:r>
-      <w:t xml:space="preserve">sidorova@yandex.ru</w:t>
+      <w:t xml:space="preserve">sidorova@gmail.com</w:t>
     </w:r>
   </w:p>
 </w:hdr>

--- a/tests/corpus_v2/docs/cx_loan_0023.docx
+++ b/tests/corpus_v2/docs/cx_loan_0023.docx
@@ -300,10 +300,46 @@
         <w:t xml:space="preserve">22 10 113996</w:t>
       </w:r>
       <w:r>
+        <w:t xml:space="preserve">. К партии приложен паспорт изделия № </w:t>
+      </w:r>
+      <w:r>
+        <w:t xml:space="preserve">49 10 189003</w:t>
+      </w:r>
+      <w:r>
+        <w:t xml:space="preserve">. Оборудование поставляется с паспортом транспортного средства № </w:t>
+      </w:r>
+      <w:r>
+        <w:t xml:space="preserve">62 19 554102</w:t>
+      </w:r>
+      <w:r>
+        <w:t xml:space="preserve">. Приёмка производится согласно техническому паспорту </w:t>
+      </w:r>
+      <w:r>
+        <w:t xml:space="preserve">16 12 517354</w:t>
+      </w:r>
+      <w:r>
+        <w:t xml:space="preserve">. СНИЛС не указан, номер заказа </w:t>
+      </w:r>
+      <w:r>
+        <w:t xml:space="preserve">723-280-517 85</w:t>
+      </w:r>
+      <w:r>
+        <w:t xml:space="preserve">. Дата рождения не проставлена, документ выдан </w:t>
+      </w:r>
+      <w:r>
+        <w:t xml:space="preserve">19.09.2016</w:t>
+      </w:r>
+      <w:r>
+        <w:t xml:space="preserve">. Код подразделения, см. артикул </w:t>
+      </w:r>
+      <w:r>
+        <w:t xml:space="preserve">935-253</w:t>
+      </w:r>
+      <w:r>
         <w:t xml:space="preserve">. Цена — </w:t>
       </w:r>
       <w:r>
-        <w:t xml:space="preserve">9220000 (девять миллионов двести двадцать тысяч) рублей 00 копеек</w:t>
+        <w:t xml:space="preserve">979000 (девятьсот семьдесят девять тысяч) рублей 50 копеек</w:t>
       </w:r>
       <w:r>
         <w:t xml:space="preserve">, </w:t>
@@ -329,7 +365,7 @@
         <w:t xml:space="preserve">3.1. Место исполнения обязательств: </w:t>
       </w:r>
       <w:r>
-        <w:t xml:space="preserve">170100, г. Тверь, ш. Лесная, д. 68, кв. 31</w:t>
+        <w:t xml:space="preserve">101000, г. Москва, ш. Октябрьская, д. 54, кв. 42</w:t>
       </w:r>
       <w:r>
         <w:t xml:space="preserve">.</w:t>
@@ -346,7 +382,7 @@
         <w:t xml:space="preserve"> по телефону </w:t>
       </w:r>
       <w:r>
-        <w:t xml:space="preserve">+7 (812) 605-44-74</w:t>
+        <w:t xml:space="preserve">+7 (846) 336-27-90</w:t>
       </w:r>
       <w:r>
         <w:t xml:space="preserve">.</w:t>
@@ -357,7 +393,7 @@
         <w:t xml:space="preserve">3.3. Срок исполнения обязательств — </w:t>
       </w:r>
       <w:r>
-        <w:t xml:space="preserve">в течение шестидесяти рабочих дней с момента поступления денежных средств на расчетный счет</w:t>
+        <w:t xml:space="preserve">в течение сорока пяти рабочих дней с момента поступления денежных средств на расчетный счет</w:t>
       </w:r>
       <w:r>
         <w:t xml:space="preserve">.</w:t>
@@ -416,7 +452,7 @@
         <w:t xml:space="preserve">Сторона, для которой создалась невозможность исполнения, обязана уведомить другую Сторону. Срок уведомления — </w:t>
       </w:r>
       <w:r>
-        <w:t xml:space="preserve">в течение 10 (Десяти) банковских дней</w:t>
+        <w:t xml:space="preserve">в течение 60 (Шестидесяти) банковских дней</w:t>
       </w:r>
       <w:r>
         <w:t xml:space="preserve">.</w:t>
@@ -430,7 +466,7 @@
         <w:t xml:space="preserve">Все споры и разногласия решаются путём переговоров. Претензионный порядок обязателен, срок ответа на претензию — </w:t>
       </w:r>
       <w:r>
-        <w:t xml:space="preserve">в течение тридцати шести месяцев с даты подписания Сторонами акта сдачи-приемки оказанных услуг</w:t>
+        <w:t xml:space="preserve">в течение шести месяцев с даты подписания Сторонами акта сдачи-приемки оказанных услуг</w:t>
       </w:r>
       <w:r>
         <w:t xml:space="preserve">.</w:t>
@@ -455,10 +491,10 @@
         <w:rPr>
           <w:b/>
         </w:rPr>
-        <w:t xml:space="preserve">не позднее 25.11.20</w:t>
-      </w:r>
-      <w:r>
-        <w:t xml:space="preserve">26</w:t>
+        <w:t xml:space="preserve">в течение 1</w:t>
+      </w:r>
+      <w:r>
+        <w:t xml:space="preserve">4 банковских дней с момента выставления счета</w:t>
       </w:r>
       <w:r>
         <w:t xml:space="preserve">.</w:t>
@@ -472,10 +508,10 @@
         <w:rPr>
           <w:b/>
         </w:rPr>
-        <w:t xml:space="preserve">7</w:t>
-      </w:r>
-      <w:r>
-        <w:t xml:space="preserve">4/23</w:t>
+        <w:t xml:space="preserve">1</w:t>
+      </w:r>
+      <w:r>
+        <w:t xml:space="preserve">6/20</w:t>
       </w:r>
       <w:r>
         <w:t xml:space="preserve">.</w:t>
@@ -489,10 +525,10 @@
         <w:rPr>
           <w:b/>
         </w:rPr>
-        <w:t xml:space="preserve">17 5</w:t>
-      </w:r>
-      <w:r>
-        <w:t xml:space="preserve">00 000,29 ₽</w:t>
+        <w:t xml:space="preserve">1 8</w:t>
+      </w:r>
+      <w:r>
+        <w:t xml:space="preserve">90 000,15 ₽</w:t>
       </w:r>
       <w:r>
         <w:t xml:space="preserve">.</w:t>
@@ -580,7 +616,7 @@
               <w:t xml:space="preserve">Юридический адрес: </w:t>
             </w:r>
             <w:r>
-              <w:t xml:space="preserve">101000, г. Москва, ш. Полевая, д. 5, кв. 46</w:t>
+              <w:t xml:space="preserve">141300, г. Сергиев Посад, наб. Октябрьская, д. 12, кв. 35</w:t>
             </w:r>
           </w:p>
           <w:p>
@@ -588,7 +624,7 @@
               <w:t xml:space="preserve">Почтовый адрес: </w:t>
             </w:r>
             <w:r>
-              <w:t xml:space="preserve">630099, г. Новосибирск, пер. Гагарина, д. 16, кв. 182</w:t>
+              <w:t xml:space="preserve">101000, г. Москва, наб. Пушкина, д. 21, кв. 170</w:t>
             </w:r>
           </w:p>
           <w:p>
@@ -643,7 +679,7 @@
               <w:t xml:space="preserve">Тел.: </w:t>
             </w:r>
             <w:r>
-              <w:t xml:space="preserve">+7 (499) 710-46-99</w:t>
+              <w:t xml:space="preserve">+7 (495) 207-15-82</w:t>
             </w:r>
           </w:p>
           <w:p>
@@ -651,7 +687,7 @@
               <w:t xml:space="preserve">E-mail: </w:t>
             </w:r>
             <w:r>
-              <w:t xml:space="preserve">sidorova@mail.ru</w:t>
+              <w:t xml:space="preserve">sidorova@bk.ru</w:t>
             </w:r>
           </w:p>
           <w:p/>
@@ -694,7 +730,7 @@
               <w:t xml:space="preserve">Адрес регистрации: </w:t>
             </w:r>
             <w:r>
-              <w:t xml:space="preserve">170100, г. Тверь, ш. Гагарина, д. 1, кв. 194</w:t>
+              <w:t xml:space="preserve">420111, г. Казань, бул. Пушкина, д. 67, кв. 3</w:t>
             </w:r>
           </w:p>
           <w:p>
@@ -733,7 +769,7 @@
               <w:t xml:space="preserve">Тел.: </w:t>
             </w:r>
             <w:r>
-              <w:t xml:space="preserve">+7 (499) 791-30-94</w:t>
+              <w:t xml:space="preserve">+7 (843) 450-43-80</w:t>
             </w:r>
           </w:p>
           <w:p>
@@ -801,13 +837,13 @@
       <w:t xml:space="preserve">Исполнитель документа: </w:t>
     </w:r>
     <w:r>
-      <w:t xml:space="preserve">Семёнов В. И.</w:t>
+      <w:t xml:space="preserve">Волкова М. Ю.</w:t>
     </w:r>
     <w:r>
       <w:t xml:space="preserve">, тел. </w:t>
     </w:r>
     <w:r>
-      <w:t xml:space="preserve">8(843)4504380</w:t>
+      <w:t xml:space="preserve">8(843)2221192</w:t>
     </w:r>
   </w:p>
 </w:ftr>
@@ -820,13 +856,13 @@
       <w:t xml:space="preserve">ООО «Оптима» · </w:t>
     </w:r>
     <w:r>
-      <w:t xml:space="preserve">+7 (495) 147-82-80</w:t>
+      <w:t xml:space="preserve">+7 (495) 638-73-68</w:t>
     </w:r>
     <w:r>
       <w:t xml:space="preserve"> · </w:t>
     </w:r>
     <w:r>
-      <w:t xml:space="preserve">sidorova@gmail.com</w:t>
+      <w:t xml:space="preserve">sidorova@yandex.ru</w:t>
     </w:r>
   </w:p>
 </w:hdr>

--- a/tests/corpus_v2/docs/cx_loan_0023.docx
+++ b/tests/corpus_v2/docs/cx_loan_0023.docx
@@ -351,232 +351,120 @@
         <w:t xml:space="preserve">.</w:t>
       </w:r>
     </w:p>
-    <w:p/>
-    <w:p>
-      <w:r>
-        <w:rPr>
-          <w:b/>
-        </w:rPr>
-        <w:t xml:space="preserve">3. МЕСТО И СРОКИ ИСПОЛНЕНИЯ</w:t>
-      </w:r>
-    </w:p>
-    <w:p>
-      <w:r>
-        <w:t xml:space="preserve">3.1. Место исполнения обязательств: </w:t>
-      </w:r>
-      <w:r>
-        <w:t xml:space="preserve">101000, г. Москва, ш. Октябрьская, д. 54, кв. 42</w:t>
-      </w:r>
-      <w:r>
-        <w:t xml:space="preserve">.</w:t>
-      </w:r>
-    </w:p>
-    <w:p>
-      <w:r>
-        <w:t xml:space="preserve">3.2. Уведомления направляются </w:t>
-      </w:r>
-      <w:r>
-        <w:t xml:space="preserve">Сидорову Роману Олеговичу</w:t>
-      </w:r>
-      <w:r>
-        <w:t xml:space="preserve"> по телефону </w:t>
-      </w:r>
-      <w:r>
-        <w:t xml:space="preserve">+7 (846) 336-27-90</w:t>
-      </w:r>
-      <w:r>
-        <w:t xml:space="preserve">.</w:t>
-      </w:r>
-    </w:p>
-    <w:p>
-      <w:r>
-        <w:t xml:space="preserve">3.3. Срок исполнения обязательств — </w:t>
-      </w:r>
-      <w:r>
-        <w:t xml:space="preserve">в течение сорока пяти рабочих дней с момента поступления денежных средств на расчетный счет</w:t>
-      </w:r>
-      <w:r>
-        <w:t xml:space="preserve">.</w:t>
-      </w:r>
-    </w:p>
-    <w:p/>
-    <w:p>
-      <w:r>
-        <w:rPr>
-          <w:b/>
-        </w:rPr>
-        <w:t xml:space="preserve">4. ПРОЧИЕ УСЛОВИЯ</w:t>
-      </w:r>
-    </w:p>
-    <w:p>
-      <w:r>
-        <w:t xml:space="preserve">4.1. </w:t>
-      </w:r>
-      <w:r>
-        <w:t xml:space="preserve">Стороны несут ответственность за неисполнение или ненадлежащее исполнение обязательств в соответствии с законодательством Российской Федерации.</w:t>
-      </w:r>
-    </w:p>
-    <w:p>
-      <w:r>
-        <w:t xml:space="preserve">4.2. </w:t>
-      </w:r>
-      <w:r>
-        <w:t xml:space="preserve">Размер неустойки за нарушение сроков оплаты: </w:t>
-      </w:r>
-      <w:r>
-        <w:t xml:space="preserve">0,1 (одна десятая процента) % годовых</w:t>
-      </w:r>
-      <w:r>
-        <w:t xml:space="preserve">. Предельный размер ответственности: </w:t>
-      </w:r>
-      <w:r>
-        <w:t xml:space="preserve">5% от цены Договора</w:t>
-      </w:r>
-      <w:r>
-        <w:t xml:space="preserve">.</w:t>
-      </w:r>
-    </w:p>
-    <w:p>
-      <w:r>
-        <w:t xml:space="preserve">4.3. </w:t>
-      </w:r>
-      <w:r>
-        <w:t xml:space="preserve">Стороны освобождаются от ответственности при наступлении обстоятельств непреодолимой силы, если они прямо повлияли на исполнение обязательств.</w:t>
-      </w:r>
-    </w:p>
-    <w:p>
-      <w:r>
-        <w:t xml:space="preserve">4.4. </w:t>
-      </w:r>
-      <w:r>
-        <w:t xml:space="preserve">Сторона, для которой создалась невозможность исполнения, обязана уведомить другую Сторону. Срок уведомления — </w:t>
-      </w:r>
-      <w:r>
-        <w:t xml:space="preserve">в течение 60 (Шестидесяти) банковских дней</w:t>
-      </w:r>
-      <w:r>
-        <w:t xml:space="preserve">.</w:t>
-      </w:r>
-    </w:p>
-    <w:p>
-      <w:r>
-        <w:t xml:space="preserve">4.5. </w:t>
-      </w:r>
-      <w:r>
-        <w:t xml:space="preserve">Все споры и разногласия решаются путём переговоров. Претензионный порядок обязателен, срок ответа на претензию — </w:t>
-      </w:r>
-      <w:r>
-        <w:t xml:space="preserve">в течение шести месяцев с даты подписания Сторонами акта сдачи-приемки оказанных услуг</w:t>
-      </w:r>
-      <w:r>
-        <w:t xml:space="preserve">.</w:t>
-      </w:r>
-    </w:p>
-    <w:p/>
-    <w:p/>
-    <w:p/>
-    <w:p>
-      <w:r>
-        <w:rPr>
-          <w:b/>
-        </w:rPr>
-        <w:t xml:space="preserve">9. КОНТРОЛЬНЫЕ ВЕЛИЧИНЫ</w:t>
-      </w:r>
-    </w:p>
-    <w:p>
-      <w:r>
-        <w:t xml:space="preserve">9.1. Контрольная запись: </w:t>
-      </w:r>
-      <w:r>
-        <w:rPr>
-          <w:b/>
-        </w:rPr>
-        <w:t xml:space="preserve">в течение 1</w:t>
-      </w:r>
-      <w:r>
-        <w:t xml:space="preserve">4 банковских дней с момента выставления счета</w:t>
-      </w:r>
-      <w:r>
-        <w:t xml:space="preserve">.</w:t>
-      </w:r>
-    </w:p>
-    <w:p>
-      <w:r>
-        <w:t xml:space="preserve">9.2. Контрольная запись: </w:t>
-      </w:r>
-      <w:r>
-        <w:rPr>
-          <w:b/>
-        </w:rPr>
-        <w:t xml:space="preserve">1</w:t>
-      </w:r>
-      <w:r>
-        <w:t xml:space="preserve">6/20</w:t>
-      </w:r>
-      <w:r>
-        <w:t xml:space="preserve">.</w:t>
-      </w:r>
-    </w:p>
-    <w:p>
-      <w:r>
-        <w:t xml:space="preserve">9.3. Контрольная запись: </w:t>
-      </w:r>
-      <w:r>
-        <w:rPr>
-          <w:b/>
-        </w:rPr>
-        <w:t xml:space="preserve">1 8</w:t>
-      </w:r>
-      <w:r>
-        <w:t xml:space="preserve">90 000,15 ₽</w:t>
-      </w:r>
-      <w:r>
-        <w:t xml:space="preserve">.</w:t>
-      </w:r>
-    </w:p>
-    <w:p>
-      <w:r>
-        <w:t xml:space="preserve">9.4. Контрольная запись: </w:t>
-      </w:r>
-      <w:r>
-        <w:t xml:space="preserve">1/1 5 0 ключевой ставки ЦБ РФ за каждый день просрочки</w:t>
-      </w:r>
-      <w:r>
-        <w:t xml:space="preserve">.</w:t>
-      </w:r>
-    </w:p>
-    <w:p/>
-    <w:p/>
-    <w:p>
-      <w:r>
-        <w:rPr>
-          <w:b/>
-        </w:rPr>
-        <w:t xml:space="preserve">11. УСЛОВИЯ, ОФОРМЛЕННЫЕ СРЕДСТВАМИ РЕДАКТОРА</w:t>
-      </w:r>
-    </w:p>
-    <w:p>
-      <w:r>
-        <w:t xml:space="preserve">11.1. Прежняя редакция пункта: </w:t>
-      </w:r>
-      <w:del w:id="1" w:author="Юрист" w:date="2024-01-01T00:00:00Z">
-        <w:r>
-          <w:delText xml:space="preserve">1 234 567 (Один миллион двести тридцать четыре тысячи пятьсот шестьдесят семь) рублей 13 копеек</w:delText>
-        </w:r>
-      </w:del>
-      <w:r>
-        <w:t xml:space="preserve">утратила силу.</w:t>
-      </w:r>
-    </w:p>
-    <w:p>
-      <w:r>
-        <w:rPr>
-          <w:b/>
-        </w:rPr>
-        <w:t xml:space="preserve">РЕКВИЗИТЫ И ПОДПИСИ СТОРОН</w:t>
-      </w:r>
-    </w:p>
-    <w:p/>
+    <w:p>
+      <w:r>
+        <w:t xml:space="preserve">2.6. </w:t>
+      </w:r>
+      <w:r>
+        <w:t xml:space="preserve">Товар маркирован штрихкодом </w:t>
+      </w:r>
+      <w:r>
+        <w:t xml:space="preserve">4607995016243</w:t>
+      </w:r>
+      <w:r>
+        <w:t xml:space="preserve">. Код контрагента по ОКПО — </w:t>
+      </w:r>
+      <w:r>
+        <w:t xml:space="preserve">1804569832</w:t>
+      </w:r>
+      <w:r>
+        <w:t xml:space="preserve">. Оборудование учтено под инвентарным номером </w:t>
+      </w:r>
+      <w:r>
+        <w:t xml:space="preserve">043881554</w:t>
+      </w:r>
+      <w:r>
+        <w:t xml:space="preserve">, складской позиции присвоен номер </w:t>
+      </w:r>
+      <w:r>
+        <w:t xml:space="preserve">145632440</w:t>
+      </w:r>
+      <w:r>
+        <w:t xml:space="preserve">.</w:t>
+      </w:r>
+    </w:p>
+    <w:p>
+      <w:r>
+        <w:t xml:space="preserve">2.7. </w:t>
+      </w:r>
+      <w:r>
+        <w:t xml:space="preserve">Оплата по счёту-фактуре на КБК </w:t>
+      </w:r>
+      <w:r>
+        <w:t xml:space="preserve">18210101011011000190</w:t>
+      </w:r>
+      <w:r>
+        <w:t xml:space="preserve">. ИНН не присвоен, регистрационный № </w:t>
+      </w:r>
+      <w:r>
+        <w:t xml:space="preserve">8030188698</w:t>
+      </w:r>
+      <w:r>
+        <w:t xml:space="preserve">. ИНН не присвоен, платёжный документ № </w:t>
+      </w:r>
+      <w:r>
+        <w:t xml:space="preserve">558397885634</w:t>
+      </w:r>
+      <w:r>
+        <w:t xml:space="preserve">. Заказчик действует в лице </w:t>
+      </w:r>
+      <w:r>
+        <w:t xml:space="preserve">уполномоченного представителя</w:t>
+      </w:r>
+      <w:r>
+        <w:t xml:space="preserve">, назначаемого приказом.</w:t>
+      </w:r>
+    </w:p>
+    <w:p>
+      <w:r>
+        <w:t xml:space="preserve">2.8. </w:t>
+      </w:r>
+      <w:r>
+        <w:t xml:space="preserve">Массовая доля влаги в товаре — </w:t>
+      </w:r>
+      <w:r>
+        <w:t xml:space="preserve">не более 8 %</w:t>
+      </w:r>
+      <w:r>
+        <w:t xml:space="preserve">. Товар подлежит хранению </w:t>
+      </w:r>
+      <w:r>
+        <w:t xml:space="preserve">в течение 12 часов</w:t>
+      </w:r>
+      <w:r>
+        <w:t xml:space="preserve"> при температуре не выше +4 °C. Срок исковой давности по требованиям, вытекающим из Договора, составляет </w:t>
+      </w:r>
+      <w:r>
+        <w:t xml:space="preserve">в течение трёх лет</w:t>
+      </w:r>
+      <w:r>
+        <w:t xml:space="preserve">, как установлено статьёй 196 Гражданского кодекса Российской Федерации. Обработка данных ведётся согласно Федеральному закону от 27.07.2006 № 152-ФЗ </w:t>
+      </w:r>
+      <w:r>
+        <w:t xml:space="preserve">«О персональных данных»</w:t>
+      </w:r>
+      <w:r>
+        <w:t xml:space="preserve">. Товар поставляется под маркой </w:t>
+      </w:r>
+      <w:r>
+        <w:t xml:space="preserve">«Стандарт»</w:t>
+      </w:r>
+      <w:r>
+        <w:t xml:space="preserve">. Влажность определяется </w:t>
+      </w:r>
+      <w:r>
+        <w:t xml:space="preserve">по методу Кьельдаля</w:t>
+      </w:r>
+      <w:r>
+        <w:t xml:space="preserve">. Споры передаются на рассмотрение в Арбитражный суд </w:t>
+      </w:r>
+      <w:r>
+        <w:t xml:space="preserve">города Москвы</w:t>
+      </w:r>
+      <w:r>
+        <w:t xml:space="preserve">.</w:t>
+      </w:r>
+    </w:p>
     <w:tbl>
       <w:tblPr>
         <w:tblW w:w="9360" w:type="dxa"/>
@@ -600,103 +488,7 @@
           </w:tcPr>
           <w:p>
             <w:r>
-              <w:rPr>
-                <w:b/>
-              </w:rPr>
-              <w:t xml:space="preserve">Займодавец:</w:t>
-            </w:r>
-          </w:p>
-          <w:p>
-            <w:r>
-              <w:t xml:space="preserve">ООО «Оптима»</w:t>
-            </w:r>
-          </w:p>
-          <w:p>
-            <w:r>
-              <w:t xml:space="preserve">Юридический адрес: </w:t>
-            </w:r>
-            <w:r>
-              <w:t xml:space="preserve">141300, г. Сергиев Посад, наб. Октябрьская, д. 12, кв. 35</w:t>
-            </w:r>
-          </w:p>
-          <w:p>
-            <w:r>
-              <w:t xml:space="preserve">Почтовый адрес: </w:t>
-            </w:r>
-            <w:r>
-              <w:t xml:space="preserve">101000, г. Москва, наб. Пушкина, д. 21, кв. 170</w:t>
-            </w:r>
-          </w:p>
-          <w:p>
-            <w:r>
-              <w:t xml:space="preserve">ИНН </w:t>
-            </w:r>
-            <w:r>
-              <w:t xml:space="preserve">1536047468</w:t>
-            </w:r>
-            <w:r>
-              <w:t xml:space="preserve"> КПП </w:t>
-            </w:r>
-            <w:r>
-              <w:t xml:space="preserve">621816156</w:t>
-            </w:r>
-          </w:p>
-          <w:p>
-            <w:r>
-              <w:t xml:space="preserve">ОГРН </w:t>
-            </w:r>
-            <w:r>
-              <w:t xml:space="preserve">1670292055927</w:t>
-            </w:r>
-          </w:p>
-          <w:p>
-            <w:r>
-              <w:t xml:space="preserve">р/с </w:t>
-            </w:r>
-            <w:r>
-              <w:t xml:space="preserve">40702810777578791113</w:t>
-            </w:r>
-            <w:r>
-              <w:t xml:space="preserve"> в Отделение № 8611 ПАО Сбербанк г. Казань</w:t>
-            </w:r>
-          </w:p>
-          <w:p>
-            <w:r>
-              <w:t xml:space="preserve">к/с </w:t>
-            </w:r>
-            <w:r>
-              <w:t xml:space="preserve">30101810600000000603</w:t>
-            </w:r>
-            <w:r>
-              <w:t xml:space="preserve"> БИК </w:t>
-            </w:r>
-            <w:r>
-              <w:t xml:space="preserve">049205603</w:t>
-            </w:r>
-          </w:p>
-          <w:p>
-            <w:r>
-              <w:t xml:space="preserve">Тел.: </w:t>
-            </w:r>
-            <w:r>
-              <w:t xml:space="preserve">+7 (495) 207-15-82</w:t>
-            </w:r>
-          </w:p>
-          <w:p>
-            <w:r>
-              <w:t xml:space="preserve">E-mail: </w:t>
-            </w:r>
-            <w:r>
-              <w:t xml:space="preserve">sidorova@bk.ru</w:t>
-            </w:r>
-          </w:p>
-          <w:p/>
-          <w:p>
-            <w:r>
-              <w:t xml:space="preserve">Генеральный директор ______________ </w:t>
-            </w:r>
-            <w:r>
-              <w:t xml:space="preserve">Н. В. Сидорова</w:t>
+              <w:t xml:space="preserve">8</w:t>
             </w:r>
           </w:p>
         </w:tc>
@@ -706,6 +498,359 @@
           </w:tcPr>
           <w:p>
             <w:r>
+              <w:t xml:space="preserve">1101171975</w:t>
+            </w:r>
+          </w:p>
+        </w:tc>
+      </w:tr>
+    </w:tbl>
+    <w:p/>
+    <w:p>
+      <w:r>
+        <w:rPr>
+          <w:b/>
+        </w:rPr>
+        <w:t xml:space="preserve">3. МЕСТО И СРОКИ ИСПОЛНЕНИЯ</w:t>
+      </w:r>
+    </w:p>
+    <w:p>
+      <w:r>
+        <w:t xml:space="preserve">3.1. Место исполнения обязательств: </w:t>
+      </w:r>
+      <w:r>
+        <w:t xml:space="preserve">630099, г. Новосибирск, пер. Гагарина, д. 16, кв. 182</w:t>
+      </w:r>
+      <w:r>
+        <w:t xml:space="preserve">.</w:t>
+      </w:r>
+    </w:p>
+    <w:p>
+      <w:r>
+        <w:t xml:space="preserve">3.2. Уведомления направляются </w:t>
+      </w:r>
+      <w:r>
+        <w:t xml:space="preserve">Сидорову Роману Олеговичу</w:t>
+      </w:r>
+      <w:r>
+        <w:t xml:space="preserve"> по телефону </w:t>
+      </w:r>
+      <w:r>
+        <w:t xml:space="preserve">+7 (499) 710-46-99</w:t>
+      </w:r>
+      <w:r>
+        <w:t xml:space="preserve">.</w:t>
+      </w:r>
+    </w:p>
+    <w:p>
+      <w:r>
+        <w:t xml:space="preserve">3.3. Срок исполнения обязательств — </w:t>
+      </w:r>
+      <w:r>
+        <w:t xml:space="preserve">в течение пяти рабочих дней с момента поступления денежных средств на расчетный счет</w:t>
+      </w:r>
+      <w:r>
+        <w:t xml:space="preserve">.</w:t>
+      </w:r>
+    </w:p>
+    <w:p/>
+    <w:p>
+      <w:r>
+        <w:rPr>
+          <w:b/>
+        </w:rPr>
+        <w:t xml:space="preserve">4. ПРОЧИЕ УСЛОВИЯ</w:t>
+      </w:r>
+    </w:p>
+    <w:p>
+      <w:r>
+        <w:t xml:space="preserve">4.1. </w:t>
+      </w:r>
+      <w:r>
+        <w:t xml:space="preserve">Стороны несут ответственность за неисполнение или ненадлежащее исполнение обязательств в соответствии с законодательством Российской Федерации.</w:t>
+      </w:r>
+    </w:p>
+    <w:p>
+      <w:r>
+        <w:t xml:space="preserve">4.2. </w:t>
+      </w:r>
+      <w:r>
+        <w:t xml:space="preserve">Размер неустойки за нарушение сроков оплаты: </w:t>
+      </w:r>
+      <w:r>
+        <w:t xml:space="preserve">0,1 (одна десятая процента) % годовых</w:t>
+      </w:r>
+      <w:r>
+        <w:t xml:space="preserve">. Предельный размер ответственности: </w:t>
+      </w:r>
+      <w:r>
+        <w:t xml:space="preserve">9% от цены Договора</w:t>
+      </w:r>
+      <w:r>
+        <w:t xml:space="preserve">.</w:t>
+      </w:r>
+    </w:p>
+    <w:p>
+      <w:r>
+        <w:t xml:space="preserve">4.3. </w:t>
+      </w:r>
+      <w:r>
+        <w:t xml:space="preserve">Стороны освобождаются от ответственности при наступлении обстоятельств непреодолимой силы, если они прямо повлияли на исполнение обязательств.</w:t>
+      </w:r>
+    </w:p>
+    <w:p>
+      <w:r>
+        <w:t xml:space="preserve">4.4. </w:t>
+      </w:r>
+      <w:r>
+        <w:t xml:space="preserve">Сторона, для которой создалась невозможность исполнения, обязана уведомить другую Сторону. Срок уведомления — </w:t>
+      </w:r>
+      <w:r>
+        <w:t xml:space="preserve">в течение 7 (Семи) банковских дней</w:t>
+      </w:r>
+      <w:r>
+        <w:t xml:space="preserve">.</w:t>
+      </w:r>
+    </w:p>
+    <w:p>
+      <w:r>
+        <w:t xml:space="preserve">4.5. </w:t>
+      </w:r>
+      <w:r>
+        <w:t xml:space="preserve">Все споры и разногласия решаются путём переговоров. Претензионный порядок обязателен, срок ответа на претензию — </w:t>
+      </w:r>
+      <w:r>
+        <w:t xml:space="preserve">в течение шести месяцев с даты подписания Сторонами акта сдачи-приемки оказанных услуг</w:t>
+      </w:r>
+      <w:r>
+        <w:t xml:space="preserve">.</w:t>
+      </w:r>
+    </w:p>
+    <w:p/>
+    <w:p/>
+    <w:p/>
+    <w:p>
+      <w:r>
+        <w:rPr>
+          <w:b/>
+        </w:rPr>
+        <w:t xml:space="preserve">9. КОНТРОЛЬНЫЕ ВЕЛИЧИНЫ</w:t>
+      </w:r>
+    </w:p>
+    <w:p>
+      <w:r>
+        <w:t xml:space="preserve">9.1. Контрольная запись: </w:t>
+      </w:r>
+      <w:r>
+        <w:rPr>
+          <w:b/>
+        </w:rPr>
+        <w:t xml:space="preserve">не позднее 22.01.20</w:t>
+      </w:r>
+      <w:r>
+        <w:t xml:space="preserve">25</w:t>
+      </w:r>
+      <w:r>
+        <w:t xml:space="preserve">.</w:t>
+      </w:r>
+    </w:p>
+    <w:p>
+      <w:r>
+        <w:t xml:space="preserve">9.2. Контрольная запись: </w:t>
+      </w:r>
+      <w:r>
+        <w:rPr>
+          <w:b/>
+        </w:rPr>
+        <w:t xml:space="preserve">1</w:t>
+      </w:r>
+      <w:r>
+        <w:t xml:space="preserve">5/17</w:t>
+      </w:r>
+      <w:r>
+        <w:t xml:space="preserve">.</w:t>
+      </w:r>
+    </w:p>
+    <w:p>
+      <w:r>
+        <w:t xml:space="preserve">9.3. Контрольная запись: </w:t>
+      </w:r>
+      <w:r>
+        <w:rPr>
+          <w:b/>
+        </w:rPr>
+        <w:t xml:space="preserve">2 1</w:t>
+      </w:r>
+      <w:r>
+        <w:t xml:space="preserve">40 000,66 ₽</w:t>
+      </w:r>
+      <w:r>
+        <w:t xml:space="preserve">.</w:t>
+      </w:r>
+    </w:p>
+    <w:p>
+      <w:r>
+        <w:t xml:space="preserve">9.4. Контрольная запись: </w:t>
+      </w:r>
+      <w:r>
+        <w:t xml:space="preserve">1/1 5 0 ключевой ставки ЦБ РФ за каждый день просрочки</w:t>
+      </w:r>
+      <w:r>
+        <w:t xml:space="preserve">.</w:t>
+      </w:r>
+    </w:p>
+    <w:p/>
+    <w:p/>
+    <w:p>
+      <w:r>
+        <w:rPr>
+          <w:b/>
+        </w:rPr>
+        <w:t xml:space="preserve">11. УСЛОВИЯ, ОФОРМЛЕННЫЕ СРЕДСТВАМИ РЕДАКТОРА</w:t>
+      </w:r>
+    </w:p>
+    <w:p>
+      <w:r>
+        <w:t xml:space="preserve">11.1. Прежняя редакция пункта: </w:t>
+      </w:r>
+      <w:del w:id="1" w:author="Юрист" w:date="2024-01-01T00:00:00Z">
+        <w:r>
+          <w:delText xml:space="preserve">1 234 567 (Один миллион двести тридцать четыре тысячи пятьсот шестьдесят семь) рублей 13 копеек</w:delText>
+        </w:r>
+      </w:del>
+      <w:r>
+        <w:t xml:space="preserve">утратила силу.</w:t>
+      </w:r>
+    </w:p>
+    <w:p>
+      <w:r>
+        <w:rPr>
+          <w:b/>
+        </w:rPr>
+        <w:t xml:space="preserve">РЕКВИЗИТЫ И ПОДПИСИ СТОРОН</w:t>
+      </w:r>
+    </w:p>
+    <w:p/>
+    <w:tbl>
+      <w:tblPr>
+        <w:tblW w:w="9360" w:type="dxa"/>
+        <w:tblBorders>
+          <w:top w:val="single" w:sz="4" w:color="auto"/>
+          <w:left w:val="single" w:sz="4" w:color="auto"/>
+          <w:bottom w:val="single" w:sz="4" w:color="auto"/>
+          <w:right w:val="single" w:sz="4" w:color="auto"/>
+          <w:insideH w:val="single" w:sz="4" w:color="auto"/>
+          <w:insideV w:val="single" w:sz="4" w:color="auto"/>
+        </w:tblBorders>
+      </w:tblPr>
+      <w:tblGrid>
+        <w:gridCol w:w="4680"/>
+        <w:gridCol w:w="4680"/>
+      </w:tblGrid>
+      <w:tr>
+        <w:tc>
+          <w:tcPr>
+            <w:tcW w:w="4680" w:type="dxa"/>
+          </w:tcPr>
+          <w:p>
+            <w:r>
+              <w:rPr>
+                <w:b/>
+              </w:rPr>
+              <w:t xml:space="preserve">Займодавец:</w:t>
+            </w:r>
+          </w:p>
+          <w:p>
+            <w:r>
+              <w:t xml:space="preserve">ООО «Оптима»</w:t>
+            </w:r>
+          </w:p>
+          <w:p>
+            <w:r>
+              <w:t xml:space="preserve">Юридический адрес: </w:t>
+            </w:r>
+            <w:r>
+              <w:t xml:space="preserve">630099, г. Новосибирск, наб. Победы, д. 71, кв. 13</w:t>
+            </w:r>
+          </w:p>
+          <w:p>
+            <w:r>
+              <w:t xml:space="preserve">ИНН </w:t>
+            </w:r>
+            <w:r>
+              <w:t xml:space="preserve">1536047468</w:t>
+            </w:r>
+            <w:r>
+              <w:t xml:space="preserve"> КПП </w:t>
+            </w:r>
+            <w:r>
+              <w:t xml:space="preserve">621816156</w:t>
+            </w:r>
+          </w:p>
+          <w:p>
+            <w:r>
+              <w:t xml:space="preserve">ОГРН </w:t>
+            </w:r>
+            <w:r>
+              <w:t xml:space="preserve">1670292055927</w:t>
+            </w:r>
+          </w:p>
+          <w:p>
+            <w:r>
+              <w:t xml:space="preserve">р/с </w:t>
+            </w:r>
+            <w:r>
+              <w:t xml:space="preserve">40702810777578791113</w:t>
+            </w:r>
+            <w:r>
+              <w:t xml:space="preserve"> в Отделение № 8611 ПАО Сбербанк г. Казань</w:t>
+            </w:r>
+          </w:p>
+          <w:p>
+            <w:r>
+              <w:t xml:space="preserve">к/с </w:t>
+            </w:r>
+            <w:r>
+              <w:t xml:space="preserve">30101810600000000603</w:t>
+            </w:r>
+            <w:r>
+              <w:t xml:space="preserve"> БИК </w:t>
+            </w:r>
+            <w:r>
+              <w:t xml:space="preserve">049205603</w:t>
+            </w:r>
+          </w:p>
+          <w:p>
+            <w:r>
+              <w:t xml:space="preserve">Тел.: </w:t>
+            </w:r>
+            <w:r>
+              <w:t xml:space="preserve">+7 (383) 607-68-30</w:t>
+            </w:r>
+          </w:p>
+          <w:p>
+            <w:r>
+              <w:t xml:space="preserve">E-mail: </w:t>
+            </w:r>
+            <w:r>
+              <w:t xml:space="preserve">sidorova@inbox.ru</w:t>
+            </w:r>
+          </w:p>
+          <w:p/>
+          <w:p>
+            <w:r>
+              <w:t xml:space="preserve">Генеральный директор ______________ </w:t>
+            </w:r>
+            <w:r>
+              <w:t xml:space="preserve">Н. В. Сидорова</w:t>
+            </w:r>
+          </w:p>
+        </w:tc>
+        <w:tc>
+          <w:tcPr>
+            <w:tcW w:w="4680" w:type="dxa"/>
+          </w:tcPr>
+          <w:p>
+            <w:r>
               <w:rPr>
                 <w:b/>
               </w:rPr>
@@ -730,7 +875,7 @@
               <w:t xml:space="preserve">Адрес регистрации: </w:t>
             </w:r>
             <w:r>
-              <w:t xml:space="preserve">420111, г. Казань, бул. Пушкина, д. 67, кв. 3</w:t>
+              <w:t xml:space="preserve">630099, г. Новосибирск, наб. Мира, д. 58, кв. 31</w:t>
             </w:r>
           </w:p>
           <w:p>
@@ -769,7 +914,7 @@
               <w:t xml:space="preserve">Тел.: </w:t>
             </w:r>
             <w:r>
-              <w:t xml:space="preserve">+7 (843) 450-43-80</w:t>
+              <w:t xml:space="preserve">+7 (846) 108-92-60</w:t>
             </w:r>
           </w:p>
           <w:p>
@@ -777,7 +922,7 @@
               <w:t xml:space="preserve">E-mail: </w:t>
             </w:r>
             <w:r>
-              <w:t xml:space="preserve">sidorov@romashka.ru</w:t>
+              <w:t xml:space="preserve">sidorov@yandex.ru</w:t>
             </w:r>
           </w:p>
           <w:p/>
@@ -837,13 +982,13 @@
       <w:t xml:space="preserve">Исполнитель документа: </w:t>
     </w:r>
     <w:r>
-      <w:t xml:space="preserve">Волкова М. Ю.</w:t>
+      <w:t xml:space="preserve">Гусева Н. О.</w:t>
     </w:r>
     <w:r>
       <w:t xml:space="preserve">, тел. </w:t>
     </w:r>
     <w:r>
-      <w:t xml:space="preserve">8(843)2221192</w:t>
+      <w:t xml:space="preserve">8(499)4537743</w:t>
     </w:r>
   </w:p>
 </w:ftr>
@@ -856,13 +1001,13 @@
       <w:t xml:space="preserve">ООО «Оптима» · </w:t>
     </w:r>
     <w:r>
-      <w:t xml:space="preserve">+7 (495) 638-73-68</w:t>
+      <w:t xml:space="preserve">+7 (383) 316-63-99</w:t>
     </w:r>
     <w:r>
       <w:t xml:space="preserve"> · </w:t>
     </w:r>
     <w:r>
-      <w:t xml:space="preserve">sidorova@yandex.ru</w:t>
+      <w:t xml:space="preserve">sidorova@bk.ru</w:t>
     </w:r>
   </w:p>
 </w:hdr>

--- a/tests/corpus_v2/docs/cx_loan_0023.docx
+++ b/tests/corpus_v2/docs/cx_loan_0023.docx
@@ -504,232 +504,34 @@
         </w:tc>
       </w:tr>
     </w:tbl>
-    <w:p/>
-    <w:p>
-      <w:r>
-        <w:rPr>
-          <w:b/>
-        </w:rPr>
-        <w:t xml:space="preserve">3. МЕСТО И СРОКИ ИСПОЛНЕНИЯ</w:t>
-      </w:r>
-    </w:p>
-    <w:p>
-      <w:r>
-        <w:t xml:space="preserve">3.1. Место исполнения обязательств: </w:t>
-      </w:r>
-      <w:r>
-        <w:t xml:space="preserve">630099, г. Новосибирск, пер. Гагарина, д. 16, кв. 182</w:t>
-      </w:r>
-      <w:r>
-        <w:t xml:space="preserve">.</w:t>
-      </w:r>
-    </w:p>
-    <w:p>
-      <w:r>
-        <w:t xml:space="preserve">3.2. Уведомления направляются </w:t>
-      </w:r>
-      <w:r>
-        <w:t xml:space="preserve">Сидорову Роману Олеговичу</w:t>
-      </w:r>
-      <w:r>
-        <w:t xml:space="preserve"> по телефону </w:t>
-      </w:r>
-      <w:r>
-        <w:t xml:space="preserve">+7 (499) 710-46-99</w:t>
-      </w:r>
-      <w:r>
-        <w:t xml:space="preserve">.</w:t>
-      </w:r>
-    </w:p>
-    <w:p>
-      <w:r>
-        <w:t xml:space="preserve">3.3. Срок исполнения обязательств — </w:t>
-      </w:r>
-      <w:r>
-        <w:t xml:space="preserve">в течение пяти рабочих дней с момента поступления денежных средств на расчетный счет</w:t>
-      </w:r>
-      <w:r>
-        <w:t xml:space="preserve">.</w:t>
-      </w:r>
-    </w:p>
-    <w:p/>
-    <w:p>
-      <w:r>
-        <w:rPr>
-          <w:b/>
-        </w:rPr>
-        <w:t xml:space="preserve">4. ПРОЧИЕ УСЛОВИЯ</w:t>
-      </w:r>
-    </w:p>
-    <w:p>
-      <w:r>
-        <w:t xml:space="preserve">4.1. </w:t>
-      </w:r>
-      <w:r>
-        <w:t xml:space="preserve">Стороны несут ответственность за неисполнение или ненадлежащее исполнение обязательств в соответствии с законодательством Российской Федерации.</w:t>
-      </w:r>
-    </w:p>
-    <w:p>
-      <w:r>
-        <w:t xml:space="preserve">4.2. </w:t>
-      </w:r>
-      <w:r>
-        <w:t xml:space="preserve">Размер неустойки за нарушение сроков оплаты: </w:t>
-      </w:r>
-      <w:r>
-        <w:t xml:space="preserve">0,1 (одна десятая процента) % годовых</w:t>
-      </w:r>
-      <w:r>
-        <w:t xml:space="preserve">. Предельный размер ответственности: </w:t>
-      </w:r>
-      <w:r>
-        <w:t xml:space="preserve">9% от цены Договора</w:t>
-      </w:r>
-      <w:r>
-        <w:t xml:space="preserve">.</w:t>
-      </w:r>
-    </w:p>
-    <w:p>
-      <w:r>
-        <w:t xml:space="preserve">4.3. </w:t>
-      </w:r>
-      <w:r>
-        <w:t xml:space="preserve">Стороны освобождаются от ответственности при наступлении обстоятельств непреодолимой силы, если они прямо повлияли на исполнение обязательств.</w:t>
-      </w:r>
-    </w:p>
-    <w:p>
-      <w:r>
-        <w:t xml:space="preserve">4.4. </w:t>
-      </w:r>
-      <w:r>
-        <w:t xml:space="preserve">Сторона, для которой создалась невозможность исполнения, обязана уведомить другую Сторону. Срок уведомления — </w:t>
-      </w:r>
-      <w:r>
-        <w:t xml:space="preserve">в течение 7 (Семи) банковских дней</w:t>
-      </w:r>
-      <w:r>
-        <w:t xml:space="preserve">.</w:t>
-      </w:r>
-    </w:p>
-    <w:p>
-      <w:r>
-        <w:t xml:space="preserve">4.5. </w:t>
-      </w:r>
-      <w:r>
-        <w:t xml:space="preserve">Все споры и разногласия решаются путём переговоров. Претензионный порядок обязателен, срок ответа на претензию — </w:t>
-      </w:r>
-      <w:r>
-        <w:t xml:space="preserve">в течение шести месяцев с даты подписания Сторонами акта сдачи-приемки оказанных услуг</w:t>
-      </w:r>
-      <w:r>
-        <w:t xml:space="preserve">.</w:t>
-      </w:r>
-    </w:p>
-    <w:p/>
-    <w:p/>
-    <w:p/>
-    <w:p>
-      <w:r>
-        <w:rPr>
-          <w:b/>
-        </w:rPr>
-        <w:t xml:space="preserve">9. КОНТРОЛЬНЫЕ ВЕЛИЧИНЫ</w:t>
-      </w:r>
-    </w:p>
-    <w:p>
-      <w:r>
-        <w:t xml:space="preserve">9.1. Контрольная запись: </w:t>
-      </w:r>
-      <w:r>
-        <w:rPr>
-          <w:b/>
-        </w:rPr>
-        <w:t xml:space="preserve">не позднее 22.01.20</w:t>
-      </w:r>
-      <w:r>
-        <w:t xml:space="preserve">25</w:t>
-      </w:r>
-      <w:r>
-        <w:t xml:space="preserve">.</w:t>
-      </w:r>
-    </w:p>
-    <w:p>
-      <w:r>
-        <w:t xml:space="preserve">9.2. Контрольная запись: </w:t>
-      </w:r>
-      <w:r>
-        <w:rPr>
-          <w:b/>
-        </w:rPr>
-        <w:t xml:space="preserve">1</w:t>
-      </w:r>
-      <w:r>
-        <w:t xml:space="preserve">5/17</w:t>
-      </w:r>
-      <w:r>
-        <w:t xml:space="preserve">.</w:t>
-      </w:r>
-    </w:p>
-    <w:p>
-      <w:r>
-        <w:t xml:space="preserve">9.3. Контрольная запись: </w:t>
-      </w:r>
-      <w:r>
-        <w:rPr>
-          <w:b/>
-        </w:rPr>
-        <w:t xml:space="preserve">2 1</w:t>
-      </w:r>
-      <w:r>
-        <w:t xml:space="preserve">40 000,66 ₽</w:t>
-      </w:r>
-      <w:r>
-        <w:t xml:space="preserve">.</w:t>
-      </w:r>
-    </w:p>
-    <w:p>
-      <w:r>
-        <w:t xml:space="preserve">9.4. Контрольная запись: </w:t>
-      </w:r>
-      <w:r>
-        <w:t xml:space="preserve">1/1 5 0 ключевой ставки ЦБ РФ за каждый день просрочки</w:t>
-      </w:r>
-      <w:r>
-        <w:t xml:space="preserve">.</w:t>
-      </w:r>
-    </w:p>
-    <w:p/>
-    <w:p/>
-    <w:p>
-      <w:r>
-        <w:rPr>
-          <w:b/>
-        </w:rPr>
-        <w:t xml:space="preserve">11. УСЛОВИЯ, ОФОРМЛЕННЫЕ СРЕДСТВАМИ РЕДАКТОРА</w:t>
-      </w:r>
-    </w:p>
-    <w:p>
-      <w:r>
-        <w:t xml:space="preserve">11.1. Прежняя редакция пункта: </w:t>
-      </w:r>
-      <w:del w:id="1" w:author="Юрист" w:date="2024-01-01T00:00:00Z">
-        <w:r>
-          <w:delText xml:space="preserve">1 234 567 (Один миллион двести тридцать четыре тысячи пятьсот шестьдесят семь) рублей 13 копеек</w:delText>
-        </w:r>
-      </w:del>
-      <w:r>
-        <w:t xml:space="preserve">утратила силу.</w:t>
-      </w:r>
-    </w:p>
-    <w:p>
-      <w:r>
-        <w:rPr>
-          <w:b/>
-        </w:rPr>
-        <w:t xml:space="preserve">РЕКВИЗИТЫ И ПОДПИСИ СТОРОН</w:t>
-      </w:r>
-    </w:p>
-    <w:p/>
+    <w:p>
+      <w:r>
+        <w:t xml:space="preserve">2.9. </w:t>
+      </w:r>
+      <w:r>
+        <w:t xml:space="preserve">Платёж по налогу перечисляется на код бюджетной классификации </w:t>
+      </w:r>
+      <w:r>
+        <w:t xml:space="preserve">182 101 010 110 110 001 10</w:t>
+      </w:r>
+      <w:r>
+        <w:t xml:space="preserve">, получатель — территориальный орган Федерального казначейства.</w:t>
+      </w:r>
+    </w:p>
+    <w:p>
+      <w:r>
+        <w:t xml:space="preserve">2.10. </w:t>
+      </w:r>
+      <w:r>
+        <w:t xml:space="preserve">Полномочия подтверждаются свидетельством о рождении, выдано </w:t>
+      </w:r>
+      <w:r>
+        <w:t xml:space="preserve">11.03.2015</w:t>
+      </w:r>
+      <w:r>
+        <w:t xml:space="preserve"> отделом ЗАГС.</w:t>
+      </w:r>
+    </w:p>
     <w:tbl>
       <w:tblPr>
         <w:tblW w:w="9360" w:type="dxa"/>
@@ -753,95 +555,7 @@
           </w:tcPr>
           <w:p>
             <w:r>
-              <w:rPr>
-                <w:b/>
-              </w:rPr>
-              <w:t xml:space="preserve">Займодавец:</w:t>
-            </w:r>
-          </w:p>
-          <w:p>
-            <w:r>
-              <w:t xml:space="preserve">ООО «Оптима»</w:t>
-            </w:r>
-          </w:p>
-          <w:p>
-            <w:r>
-              <w:t xml:space="preserve">Юридический адрес: </w:t>
-            </w:r>
-            <w:r>
-              <w:t xml:space="preserve">630099, г. Новосибирск, наб. Победы, д. 71, кв. 13</w:t>
-            </w:r>
-          </w:p>
-          <w:p>
-            <w:r>
-              <w:t xml:space="preserve">ИНН </w:t>
-            </w:r>
-            <w:r>
-              <w:t xml:space="preserve">1536047468</w:t>
-            </w:r>
-            <w:r>
-              <w:t xml:space="preserve"> КПП </w:t>
-            </w:r>
-            <w:r>
-              <w:t xml:space="preserve">621816156</w:t>
-            </w:r>
-          </w:p>
-          <w:p>
-            <w:r>
-              <w:t xml:space="preserve">ОГРН </w:t>
-            </w:r>
-            <w:r>
-              <w:t xml:space="preserve">1670292055927</w:t>
-            </w:r>
-          </w:p>
-          <w:p>
-            <w:r>
-              <w:t xml:space="preserve">р/с </w:t>
-            </w:r>
-            <w:r>
-              <w:t xml:space="preserve">40702810777578791113</w:t>
-            </w:r>
-            <w:r>
-              <w:t xml:space="preserve"> в Отделение № 8611 ПАО Сбербанк г. Казань</w:t>
-            </w:r>
-          </w:p>
-          <w:p>
-            <w:r>
-              <w:t xml:space="preserve">к/с </w:t>
-            </w:r>
-            <w:r>
-              <w:t xml:space="preserve">30101810600000000603</w:t>
-            </w:r>
-            <w:r>
-              <w:t xml:space="preserve"> БИК </w:t>
-            </w:r>
-            <w:r>
-              <w:t xml:space="preserve">049205603</w:t>
-            </w:r>
-          </w:p>
-          <w:p>
-            <w:r>
-              <w:t xml:space="preserve">Тел.: </w:t>
-            </w:r>
-            <w:r>
-              <w:t xml:space="preserve">+7 (383) 607-68-30</w:t>
-            </w:r>
-          </w:p>
-          <w:p>
-            <w:r>
-              <w:t xml:space="preserve">E-mail: </w:t>
-            </w:r>
-            <w:r>
-              <w:t xml:space="preserve">sidorova@inbox.ru</w:t>
-            </w:r>
-          </w:p>
-          <w:p/>
-          <w:p>
-            <w:r>
-              <w:t xml:space="preserve">Генеральный директор ______________ </w:t>
-            </w:r>
-            <w:r>
-              <w:t xml:space="preserve">Н. В. Сидорова</w:t>
+              <w:t xml:space="preserve">3</w:t>
             </w:r>
           </w:p>
         </w:tc>
@@ -851,6 +565,387 @@
           </w:tcPr>
           <w:p>
             <w:r>
+              <w:t xml:space="preserve">РУБ.</w:t>
+            </w:r>
+          </w:p>
+        </w:tc>
+      </w:tr>
+    </w:tbl>
+    <w:p>
+      <w:r>
+        <w:t xml:space="preserve">2.11. </w:t>
+      </w:r>
+      <w:r>
+        <w:t xml:space="preserve">Поставке подлежит насос модели </w:t>
+      </w:r>
+      <w:r>
+        <w:t xml:space="preserve">ЭЦВ-6-10-80h</w:t>
+      </w:r>
+      <w:r>
+        <w:t xml:space="preserve"> и кабель марки </w:t>
+      </w:r>
+      <w:r>
+        <w:t xml:space="preserve">ВВГнг(А)-LSt</w:t>
+      </w:r>
+      <w:r>
+        <w:t xml:space="preserve">.</w:t>
+      </w:r>
+    </w:p>
+    <w:p/>
+    <w:p>
+      <w:r>
+        <w:rPr>
+          <w:b/>
+        </w:rPr>
+        <w:t xml:space="preserve">3. МЕСТО И СРОКИ ИСПОЛНЕНИЯ</w:t>
+      </w:r>
+    </w:p>
+    <w:p>
+      <w:r>
+        <w:t xml:space="preserve">3.1. Место исполнения обязательств: </w:t>
+      </w:r>
+      <w:r>
+        <w:t xml:space="preserve">394000, г. Воронеж, ш. Пушкина, д. 37, кв. 180</w:t>
+      </w:r>
+      <w:r>
+        <w:t xml:space="preserve">.</w:t>
+      </w:r>
+    </w:p>
+    <w:p>
+      <w:r>
+        <w:t xml:space="preserve">3.2. Уведомления направляются </w:t>
+      </w:r>
+      <w:r>
+        <w:t xml:space="preserve">Сидорову Роману Олеговичу</w:t>
+      </w:r>
+      <w:r>
+        <w:t xml:space="preserve"> по телефону </w:t>
+      </w:r>
+      <w:r>
+        <w:t xml:space="preserve">+7 (495) 238-33-89</w:t>
+      </w:r>
+      <w:r>
+        <w:t xml:space="preserve">.</w:t>
+      </w:r>
+    </w:p>
+    <w:p>
+      <w:r>
+        <w:t xml:space="preserve">3.3. Срок исполнения обязательств — </w:t>
+      </w:r>
+      <w:r>
+        <w:t xml:space="preserve">в течение трех рабочих дней с момента поступления денежных средств на расчетный счет</w:t>
+      </w:r>
+      <w:r>
+        <w:t xml:space="preserve">.</w:t>
+      </w:r>
+    </w:p>
+    <w:p/>
+    <w:p>
+      <w:r>
+        <w:rPr>
+          <w:b/>
+        </w:rPr>
+        <w:t xml:space="preserve">4. ПРОЧИЕ УСЛОВИЯ</w:t>
+      </w:r>
+    </w:p>
+    <w:p>
+      <w:r>
+        <w:t xml:space="preserve">4.1. </w:t>
+      </w:r>
+      <w:r>
+        <w:t xml:space="preserve">Стороны несут ответственность за неисполнение или ненадлежащее исполнение обязательств в соответствии с законодательством Российской Федерации.</w:t>
+      </w:r>
+    </w:p>
+    <w:p>
+      <w:r>
+        <w:t xml:space="preserve">4.2. </w:t>
+      </w:r>
+      <w:r>
+        <w:t xml:space="preserve">Размер неустойки за нарушение сроков оплаты: </w:t>
+      </w:r>
+      <w:r>
+        <w:t xml:space="preserve">0,1 (одна десятая процента) % годовых</w:t>
+      </w:r>
+      <w:r>
+        <w:t xml:space="preserve">. Предельный размер ответственности: </w:t>
+      </w:r>
+      <w:r>
+        <w:t xml:space="preserve">21% от цены Договора</w:t>
+      </w:r>
+      <w:r>
+        <w:t xml:space="preserve">.</w:t>
+      </w:r>
+    </w:p>
+    <w:p>
+      <w:r>
+        <w:t xml:space="preserve">4.3. </w:t>
+      </w:r>
+      <w:r>
+        <w:t xml:space="preserve">Стороны освобождаются от ответственности при наступлении обстоятельств непреодолимой силы, если они прямо повлияли на исполнение обязательств.</w:t>
+      </w:r>
+    </w:p>
+    <w:p>
+      <w:r>
+        <w:t xml:space="preserve">4.4. </w:t>
+      </w:r>
+      <w:r>
+        <w:t xml:space="preserve">Сторона, для которой создалась невозможность исполнения, обязана уведомить другую Сторону. Срок уведомления — </w:t>
+      </w:r>
+      <w:r>
+        <w:t xml:space="preserve">в течение 10 (Десяти) банковских дней</w:t>
+      </w:r>
+      <w:r>
+        <w:t xml:space="preserve">.</w:t>
+      </w:r>
+    </w:p>
+    <w:p>
+      <w:r>
+        <w:t xml:space="preserve">4.5. </w:t>
+      </w:r>
+      <w:r>
+        <w:t xml:space="preserve">Все споры и разногласия решаются путём переговоров. Претензионный порядок обязателен, срок ответа на претензию — </w:t>
+      </w:r>
+      <w:r>
+        <w:t xml:space="preserve">в течение трех месяцев с даты подписания Сторонами акта сдачи-приемки оказанных услуг</w:t>
+      </w:r>
+      <w:r>
+        <w:t xml:space="preserve">.</w:t>
+      </w:r>
+    </w:p>
+    <w:p/>
+    <w:p/>
+    <w:p/>
+    <w:p>
+      <w:r>
+        <w:rPr>
+          <w:b/>
+        </w:rPr>
+        <w:t xml:space="preserve">9. КОНТРОЛЬНЫЕ ВЕЛИЧИНЫ</w:t>
+      </w:r>
+    </w:p>
+    <w:p>
+      <w:r>
+        <w:t xml:space="preserve">9.1. Контрольная запись: </w:t>
+      </w:r>
+      <w:r>
+        <w:rPr>
+          <w:b/>
+        </w:rPr>
+        <w:t xml:space="preserve">не позднее 02.10.20</w:t>
+      </w:r>
+      <w:r>
+        <w:t xml:space="preserve">25</w:t>
+      </w:r>
+      <w:r>
+        <w:t xml:space="preserve">.</w:t>
+      </w:r>
+    </w:p>
+    <w:p>
+      <w:r>
+        <w:t xml:space="preserve">9.2. Контрольная запись: </w:t>
+      </w:r>
+      <w:r>
+        <w:rPr>
+          <w:b/>
+        </w:rPr>
+        <w:t xml:space="preserve">3</w:t>
+      </w:r>
+      <w:r>
+        <w:t xml:space="preserve">5/23</w:t>
+      </w:r>
+      <w:r>
+        <w:t xml:space="preserve">.</w:t>
+      </w:r>
+    </w:p>
+    <w:p>
+      <w:r>
+        <w:t xml:space="preserve">9.3. Контрольная запись: </w:t>
+      </w:r>
+      <w:r>
+        <w:rPr>
+          <w:b/>
+        </w:rPr>
+        <w:t xml:space="preserve">5</w:t>
+      </w:r>
+      <w:r>
+        <w:t xml:space="preserve">42 000,63 ₽</w:t>
+      </w:r>
+      <w:r>
+        <w:t xml:space="preserve">.</w:t>
+      </w:r>
+    </w:p>
+    <w:p>
+      <w:r>
+        <w:t xml:space="preserve">9.4. Контрольная запись: </w:t>
+      </w:r>
+      <w:r>
+        <w:t xml:space="preserve">1 0  (десять) процентов от стоимости неоплаченных работ</w:t>
+      </w:r>
+      <w:r>
+        <w:t xml:space="preserve">.</w:t>
+      </w:r>
+    </w:p>
+    <w:p/>
+    <w:p/>
+    <w:p>
+      <w:r>
+        <w:rPr>
+          <w:b/>
+        </w:rPr>
+        <w:t xml:space="preserve">11. УСЛОВИЯ, ОФОРМЛЕННЫЕ СРЕДСТВАМИ РЕДАКТОРА</w:t>
+      </w:r>
+    </w:p>
+    <w:p>
+      <w:r>
+        <w:t xml:space="preserve">11.1. Прежняя редакция пункта: </w:t>
+      </w:r>
+      <w:del w:id="1" w:author="Юрист" w:date="2024-01-01T00:00:00Z">
+        <w:r>
+          <w:delText xml:space="preserve">1 234 567 (Один миллион двести тридцать четыре тысячи пятьсот шестьдесят семь) рублей 13 копеек</w:delText>
+        </w:r>
+      </w:del>
+      <w:r>
+        <w:t xml:space="preserve">утратила силу.</w:t>
+      </w:r>
+    </w:p>
+    <w:p>
+      <w:r>
+        <w:rPr>
+          <w:b/>
+        </w:rPr>
+        <w:t xml:space="preserve">РЕКВИЗИТЫ И ПОДПИСИ СТОРОН</w:t>
+      </w:r>
+    </w:p>
+    <w:p/>
+    <w:tbl>
+      <w:tblPr>
+        <w:tblW w:w="9360" w:type="dxa"/>
+        <w:tblBorders>
+          <w:top w:val="single" w:sz="4" w:color="auto"/>
+          <w:left w:val="single" w:sz="4" w:color="auto"/>
+          <w:bottom w:val="single" w:sz="4" w:color="auto"/>
+          <w:right w:val="single" w:sz="4" w:color="auto"/>
+          <w:insideH w:val="single" w:sz="4" w:color="auto"/>
+          <w:insideV w:val="single" w:sz="4" w:color="auto"/>
+        </w:tblBorders>
+      </w:tblPr>
+      <w:tblGrid>
+        <w:gridCol w:w="4680"/>
+        <w:gridCol w:w="4680"/>
+      </w:tblGrid>
+      <w:tr>
+        <w:tc>
+          <w:tcPr>
+            <w:tcW w:w="4680" w:type="dxa"/>
+          </w:tcPr>
+          <w:p>
+            <w:r>
+              <w:rPr>
+                <w:b/>
+              </w:rPr>
+              <w:t xml:space="preserve">Займодавец:</w:t>
+            </w:r>
+          </w:p>
+          <w:p>
+            <w:r>
+              <w:t xml:space="preserve">ООО «Оптима»</w:t>
+            </w:r>
+          </w:p>
+          <w:p>
+            <w:r>
+              <w:t xml:space="preserve">Юридический адрес: </w:t>
+            </w:r>
+            <w:r>
+              <w:t xml:space="preserve">394000, г. Воронеж, ул. Тверская, д. 2, кв. 135</w:t>
+            </w:r>
+          </w:p>
+          <w:p>
+            <w:r>
+              <w:t xml:space="preserve">Почтовый адрес: </w:t>
+            </w:r>
+            <w:r>
+              <w:t xml:space="preserve">344002, г. Ростов-на-Дону, бул. Гагарина, д. 44, кв. 26</w:t>
+            </w:r>
+          </w:p>
+          <w:p>
+            <w:r>
+              <w:t xml:space="preserve">ИНН </w:t>
+            </w:r>
+            <w:r>
+              <w:t xml:space="preserve">1536047468</w:t>
+            </w:r>
+            <w:r>
+              <w:t xml:space="preserve"> КПП </w:t>
+            </w:r>
+            <w:r>
+              <w:t xml:space="preserve">621816156</w:t>
+            </w:r>
+          </w:p>
+          <w:p>
+            <w:r>
+              <w:t xml:space="preserve">ОГРН </w:t>
+            </w:r>
+            <w:r>
+              <w:t xml:space="preserve">1670292055927</w:t>
+            </w:r>
+          </w:p>
+          <w:p>
+            <w:r>
+              <w:t xml:space="preserve">р/с </w:t>
+            </w:r>
+            <w:r>
+              <w:t xml:space="preserve">40702810777578791113</w:t>
+            </w:r>
+            <w:r>
+              <w:t xml:space="preserve"> в Отделение № 8611 ПАО Сбербанк г. Казань</w:t>
+            </w:r>
+          </w:p>
+          <w:p>
+            <w:r>
+              <w:t xml:space="preserve">к/с </w:t>
+            </w:r>
+            <w:r>
+              <w:t xml:space="preserve">30101810600000000603</w:t>
+            </w:r>
+            <w:r>
+              <w:t xml:space="preserve"> БИК </w:t>
+            </w:r>
+            <w:r>
+              <w:t xml:space="preserve">049205603</w:t>
+            </w:r>
+          </w:p>
+          <w:p>
+            <w:r>
+              <w:t xml:space="preserve">Тел.: </w:t>
+            </w:r>
+            <w:r>
+              <w:t xml:space="preserve">+7 (846) 557-25-11</w:t>
+            </w:r>
+          </w:p>
+          <w:p>
+            <w:r>
+              <w:t xml:space="preserve">E-mail: </w:t>
+            </w:r>
+            <w:r>
+              <w:t xml:space="preserve">sidorova@inbox.ru</w:t>
+            </w:r>
+          </w:p>
+          <w:p/>
+          <w:p>
+            <w:r>
+              <w:t xml:space="preserve">Генеральный директор ______________ </w:t>
+            </w:r>
+            <w:r>
+              <w:t xml:space="preserve">Н. В. Сидорова</w:t>
+            </w:r>
+          </w:p>
+        </w:tc>
+        <w:tc>
+          <w:tcPr>
+            <w:tcW w:w="4680" w:type="dxa"/>
+          </w:tcPr>
+          <w:p>
+            <w:r>
               <w:rPr>
                 <w:b/>
               </w:rPr>
@@ -875,7 +970,7 @@
               <w:t xml:space="preserve">Адрес регистрации: </w:t>
             </w:r>
             <w:r>
-              <w:t xml:space="preserve">630099, г. Новосибирск, наб. Мира, д. 58, кв. 31</w:t>
+              <w:t xml:space="preserve">170100, г. Тверь, просп. Профсоюзная, д. 54, кв. 180</w:t>
             </w:r>
           </w:p>
           <w:p>
@@ -914,7 +1009,7 @@
               <w:t xml:space="preserve">Тел.: </w:t>
             </w:r>
             <w:r>
-              <w:t xml:space="preserve">+7 (846) 108-92-60</w:t>
+              <w:t xml:space="preserve">+7 (383) 653-72-77</w:t>
             </w:r>
           </w:p>
           <w:p>
@@ -922,7 +1017,7 @@
               <w:t xml:space="preserve">E-mail: </w:t>
             </w:r>
             <w:r>
-              <w:t xml:space="preserve">sidorov@yandex.ru</w:t>
+              <w:t xml:space="preserve">sidorov@inbox.ru</w:t>
             </w:r>
           </w:p>
           <w:p/>
@@ -982,13 +1077,13 @@
       <w:t xml:space="preserve">Исполнитель документа: </w:t>
     </w:r>
     <w:r>
-      <w:t xml:space="preserve">Гусева Н. О.</w:t>
+      <w:t xml:space="preserve">Сидоров А. В.</w:t>
     </w:r>
     <w:r>
       <w:t xml:space="preserve">, тел. </w:t>
     </w:r>
     <w:r>
-      <w:t xml:space="preserve">8(499)4537743</w:t>
+      <w:t xml:space="preserve">8(843)4364423</w:t>
     </w:r>
   </w:p>
 </w:ftr>
@@ -1001,13 +1096,13 @@
       <w:t xml:space="preserve">ООО «Оптима» · </w:t>
     </w:r>
     <w:r>
-      <w:t xml:space="preserve">+7 (383) 316-63-99</w:t>
+      <w:t xml:space="preserve">+7 (383) 283-54-77</w:t>
     </w:r>
     <w:r>
       <w:t xml:space="preserve"> · </w:t>
     </w:r>
     <w:r>
-      <w:t xml:space="preserve">sidorova@bk.ru</w:t>
+      <w:t xml:space="preserve">sidorova@corp-tehno.ru</w:t>
     </w:r>
   </w:p>
 </w:hdr>

--- a/tests/corpus_v2/docs/cx_loan_0023.docx
+++ b/tests/corpus_v2/docs/cx_loan_0023.docx
@@ -164,6 +164,101 @@
         <w:t xml:space="preserve"> согласуется Сторонами дополнительно.</w:t>
       </w:r>
     </w:p>
+    <w:p>
+      <w:r>
+        <w:t xml:space="preserve">1.5. </w:t>
+      </w:r>
+      <w:r>
+        <w:t xml:space="preserve">Товар отгружается по товарной накладной ТОРГ-12 № </w:t>
+      </w:r>
+      <w:r>
+        <w:t xml:space="preserve">046320282</w:t>
+      </w:r>
+      <w:r>
+        <w:t xml:space="preserve">. Позиция учитывается в каталоге поставщика под номером </w:t>
+      </w:r>
+      <w:r>
+        <w:t xml:space="preserve">047709014</w:t>
+      </w:r>
+      <w:r>
+        <w:t xml:space="preserve">. Изделию присвоен заводской номер </w:t>
+      </w:r>
+      <w:r>
+        <w:t xml:space="preserve">048078164</w:t>
+      </w:r>
+      <w:r>
+        <w:t xml:space="preserve">.</w:t>
+      </w:r>
+    </w:p>
+    <w:p>
+      <w:r>
+        <w:t xml:space="preserve">1.6. </w:t>
+      </w:r>
+      <w:r>
+        <w:t xml:space="preserve">Финансирование ведётся по коду целевых средств </w:t>
+      </w:r>
+      <w:r>
+        <w:t xml:space="preserve">040721424</w:t>
+      </w:r>
+      <w:r>
+        <w:t xml:space="preserve">, установленному приказом Минфина России от 01.12.2010 № 157н. </w:t>
+      </w:r>
+      <w:r>
+        <w:t xml:space="preserve">БИК банка Стороны в настоящем разделе не приводится; номер заявки на открытие счёта — </w:t>
+      </w:r>
+      <w:r>
+        <w:t xml:space="preserve">042788850</w:t>
+      </w:r>
+      <w:r>
+        <w:t xml:space="preserve">.</w:t>
+      </w:r>
+    </w:p>
+    <w:p>
+      <w:r>
+        <w:t xml:space="preserve">1.7. </w:t>
+      </w:r>
+      <w:r>
+        <w:t xml:space="preserve">Абоненту открыт лицевой счёт </w:t>
+      </w:r>
+      <w:r>
+        <w:t xml:space="preserve">85934783679</w:t>
+      </w:r>
+      <w:r>
+        <w:t xml:space="preserve">. Приложение к настоящему разделу зарегистрировано за номером </w:t>
+      </w:r>
+      <w:r>
+        <w:t xml:space="preserve">82269598802</w:t>
+      </w:r>
+      <w:r>
+        <w:t xml:space="preserve">. Счётчик имеет заводской номер </w:t>
+      </w:r>
+      <w:r>
+        <w:t xml:space="preserve">89761381018</w:t>
+      </w:r>
+      <w:r>
+        <w:t xml:space="preserve">.</w:t>
+      </w:r>
+    </w:p>
+    <w:p>
+      <w:r>
+        <w:t xml:space="preserve">1.8. </w:t>
+      </w:r>
+      <w:r>
+        <w:t xml:space="preserve">Регистрационная запись в реестре — </w:t>
+      </w:r>
+      <w:r>
+        <w:t xml:space="preserve">84067555993</w:t>
+      </w:r>
+      <w:r>
+        <w:t xml:space="preserve">, как предусмотрено пунктом 2 статьи 434 Гражданского кодекса Российской Федерации. Уведомление о регистрации имеет исходящий № </w:t>
+      </w:r>
+      <w:r>
+        <w:t xml:space="preserve">84066307540</w:t>
+      </w:r>
+      <w:r>
+        <w:t xml:space="preserve">.</w:t>
+      </w:r>
+    </w:p>
     <w:p/>
     <w:p>
       <w:r>
@@ -178,7 +273,7 @@
         <w:t xml:space="preserve">2.1. Общая цена Договора: </w:t>
       </w:r>
       <w:r>
-        <w:t xml:space="preserve">320 000 (Триста двадцать тысяч) руб. 0 коп.</w:t>
+        <w:t xml:space="preserve">82 400 000 (Восемьдесят два миллиона четыреста тысяч) руб. 0 коп.</w:t>
       </w:r>
       <w:r>
         <w:t xml:space="preserve">.</w:t>
@@ -206,7 +301,7 @@
         <w:t xml:space="preserve">2.3. Срок оплаты — </w:t>
       </w:r>
       <w:r>
-        <w:t xml:space="preserve">не позднее 17.08.2025</w:t>
+        <w:t xml:space="preserve">не позднее 23.10.2026</w:t>
       </w:r>
       <w:r>
         <w:t xml:space="preserve">.</w:t>
@@ -237,7 +332,7 @@
         <w:t xml:space="preserve">, артикул </w:t>
       </w:r>
       <w:r>
-        <w:t xml:space="preserve">RM-4692-22</w:t>
+        <w:t xml:space="preserve">RM-9599-60</w:t>
       </w:r>
       <w:r>
         <w:t xml:space="preserve">, код </w:t>
@@ -297,49 +392,49 @@
         <w:t xml:space="preserve">. Товар отгружается с сопроводительным документом паспорт качества № </w:t>
       </w:r>
       <w:r>
-        <w:t xml:space="preserve">22 10 113996</w:t>
+        <w:t xml:space="preserve">77 06 362295</w:t>
       </w:r>
       <w:r>
         <w:t xml:space="preserve">. К партии приложен паспорт изделия № </w:t>
       </w:r>
       <w:r>
-        <w:t xml:space="preserve">49 10 189003</w:t>
+        <w:t xml:space="preserve">68 09 196792</w:t>
       </w:r>
       <w:r>
         <w:t xml:space="preserve">. Оборудование поставляется с паспортом транспортного средства № </w:t>
       </w:r>
       <w:r>
-        <w:t xml:space="preserve">62 19 554102</w:t>
+        <w:t xml:space="preserve">11 25 542043</w:t>
       </w:r>
       <w:r>
         <w:t xml:space="preserve">. Приёмка производится согласно техническому паспорту </w:t>
       </w:r>
       <w:r>
-        <w:t xml:space="preserve">16 12 517354</w:t>
+        <w:t xml:space="preserve">57 11 283239</w:t>
       </w:r>
       <w:r>
         <w:t xml:space="preserve">. СНИЛС не указан, номер заказа </w:t>
       </w:r>
       <w:r>
-        <w:t xml:space="preserve">723-280-517 85</w:t>
+        <w:t xml:space="preserve">112-905-242 94</w:t>
       </w:r>
       <w:r>
         <w:t xml:space="preserve">. Дата рождения не проставлена, документ выдан </w:t>
       </w:r>
       <w:r>
-        <w:t xml:space="preserve">19.09.2016</w:t>
+        <w:t xml:space="preserve">19.05.2016</w:t>
       </w:r>
       <w:r>
         <w:t xml:space="preserve">. Код подразделения, см. артикул </w:t>
       </w:r>
       <w:r>
-        <w:t xml:space="preserve">935-253</w:t>
+        <w:t xml:space="preserve">278-546</w:t>
       </w:r>
       <w:r>
         <w:t xml:space="preserve">. Цена — </w:t>
       </w:r>
       <w:r>
-        <w:t xml:space="preserve">979000 (девятьсот семьдесят девять тысяч) рублей 50 копеек</w:t>
+        <w:t xml:space="preserve">9600000 (девять миллионов шестьсот тысяч) рублей 00 копеек</w:t>
       </w:r>
       <w:r>
         <w:t xml:space="preserve">, </w:t>
@@ -359,25 +454,25 @@
         <w:t xml:space="preserve">Товар маркирован штрихкодом </w:t>
       </w:r>
       <w:r>
-        <w:t xml:space="preserve">4607995016243</w:t>
+        <w:t xml:space="preserve">4600197039868</w:t>
       </w:r>
       <w:r>
         <w:t xml:space="preserve">. Код контрагента по ОКПО — </w:t>
       </w:r>
       <w:r>
-        <w:t xml:space="preserve">1804569832</w:t>
+        <w:t xml:space="preserve">0435247874</w:t>
       </w:r>
       <w:r>
         <w:t xml:space="preserve">. Оборудование учтено под инвентарным номером </w:t>
       </w:r>
       <w:r>
-        <w:t xml:space="preserve">043881554</w:t>
+        <w:t xml:space="preserve">048368387</w:t>
       </w:r>
       <w:r>
         <w:t xml:space="preserve">, складской позиции присвоен номер </w:t>
       </w:r>
       <w:r>
-        <w:t xml:space="preserve">145632440</w:t>
+        <w:t xml:space="preserve">900379954</w:t>
       </w:r>
       <w:r>
         <w:t xml:space="preserve">.</w:t>
@@ -391,19 +486,19 @@
         <w:t xml:space="preserve">Оплата по счёту-фактуре на КБК </w:t>
       </w:r>
       <w:r>
-        <w:t xml:space="preserve">18210101011011000190</w:t>
+        <w:t xml:space="preserve">18210101011011000144</w:t>
       </w:r>
       <w:r>
         <w:t xml:space="preserve">. ИНН не присвоен, регистрационный № </w:t>
       </w:r>
       <w:r>
-        <w:t xml:space="preserve">8030188698</w:t>
+        <w:t xml:space="preserve">6072955515</w:t>
       </w:r>
       <w:r>
         <w:t xml:space="preserve">. ИНН не присвоен, платёжный документ № </w:t>
       </w:r>
       <w:r>
-        <w:t xml:space="preserve">558397885634</w:t>
+        <w:t xml:space="preserve">434771662563</w:t>
       </w:r>
       <w:r>
         <w:t xml:space="preserve">. Заказчик действует в лице </w:t>
@@ -423,13 +518,13 @@
         <w:t xml:space="preserve">Массовая доля влаги в товаре — </w:t>
       </w:r>
       <w:r>
-        <w:t xml:space="preserve">не более 8 %</w:t>
+        <w:t xml:space="preserve">не более 9 %</w:t>
       </w:r>
       <w:r>
         <w:t xml:space="preserve">. Товар подлежит хранению </w:t>
       </w:r>
       <w:r>
-        <w:t xml:space="preserve">в течение 12 часов</w:t>
+        <w:t xml:space="preserve">в течение 24 часов</w:t>
       </w:r>
       <w:r>
         <w:t xml:space="preserve"> при температуре не выше +4 °C. Срок исковой давности по требованиям, вытекающим из Договора, составляет </w:t>
@@ -498,7 +593,7 @@
           </w:tcPr>
           <w:p>
             <w:r>
-              <w:t xml:space="preserve">1101171975</w:t>
+              <w:t xml:space="preserve">2136994966</w:t>
             </w:r>
           </w:p>
         </w:tc>
@@ -526,7 +621,7 @@
         <w:t xml:space="preserve">Полномочия подтверждаются свидетельством о рождении, выдано </w:t>
       </w:r>
       <w:r>
-        <w:t xml:space="preserve">11.03.2015</w:t>
+        <w:t xml:space="preserve">03.11.2024</w:t>
       </w:r>
       <w:r>
         <w:t xml:space="preserve"> отделом ЗАГС.</w:t>
@@ -555,7 +650,7 @@
           </w:tcPr>
           <w:p>
             <w:r>
-              <w:t xml:space="preserve">3</w:t>
+              <w:t xml:space="preserve">7</w:t>
             </w:r>
           </w:p>
         </w:tc>
@@ -605,7 +700,7 @@
         <w:t xml:space="preserve">3.1. Место исполнения обязательств: </w:t>
       </w:r>
       <w:r>
-        <w:t xml:space="preserve">394000, г. Воронеж, ш. Пушкина, д. 37, кв. 180</w:t>
+        <w:t xml:space="preserve">603000, г. Нижний Новгород, ул. Ленина, д. 27, кв. 181</w:t>
       </w:r>
       <w:r>
         <w:t xml:space="preserve">.</w:t>
@@ -622,7 +717,7 @@
         <w:t xml:space="preserve"> по телефону </w:t>
       </w:r>
       <w:r>
-        <w:t xml:space="preserve">+7 (495) 238-33-89</w:t>
+        <w:t xml:space="preserve">+7 (846) 844-53-17</w:t>
       </w:r>
       <w:r>
         <w:t xml:space="preserve">.</w:t>
@@ -633,7 +728,111 @@
         <w:t xml:space="preserve">3.3. Срок исполнения обязательств — </w:t>
       </w:r>
       <w:r>
-        <w:t xml:space="preserve">в течение трех рабочих дней с момента поступления денежных средств на расчетный счет</w:t>
+        <w:t xml:space="preserve">в течение двадцати рабочих дней с момента поступления денежных средств на расчетный счет</w:t>
+      </w:r>
+      <w:r>
+        <w:t xml:space="preserve">.</w:t>
+      </w:r>
+    </w:p>
+    <w:p>
+      <w:r>
+        <w:t xml:space="preserve">3.4. </w:t>
+      </w:r>
+      <w:r>
+        <w:t xml:space="preserve">Финансирование ведётся за счёт средств бюджета, КБК </w:t>
+      </w:r>
+      <w:r>
+        <w:t xml:space="preserve">18243859324963537971</w:t>
+      </w:r>
+      <w:r>
+        <w:t xml:space="preserve">. Прибор учёта (счётчик) № </w:t>
+      </w:r>
+      <w:r>
+        <w:t xml:space="preserve">39186763373316115688</w:t>
+      </w:r>
+      <w:r>
+        <w:t xml:space="preserve">.</w:t>
+      </w:r>
+    </w:p>
+    <w:p>
+      <w:r>
+        <w:t xml:space="preserve">3.5. </w:t>
+      </w:r>
+      <w:r>
+        <w:t xml:space="preserve">Счёт на оплату содержит УИН </w:t>
+      </w:r>
+      <w:r>
+        <w:t xml:space="preserve">18209152704260919864</w:t>
+      </w:r>
+      <w:r>
+        <w:t xml:space="preserve">. Счёт-проформа зарегистрирован за номером </w:t>
+      </w:r>
+      <w:r>
+        <w:t xml:space="preserve">77516324591055074458</w:t>
+      </w:r>
+      <w:r>
+        <w:t xml:space="preserve">. Очерёдность списания со счёта определяется статьёй 855 Гражданского кодекса Российской Федерации, код вида дохода — </w:t>
+      </w:r>
+      <w:r>
+        <w:t xml:space="preserve">18210640768366214228</w:t>
+      </w:r>
+      <w:r>
+        <w:t xml:space="preserve">.</w:t>
+      </w:r>
+    </w:p>
+    <w:p>
+      <w:r>
+        <w:t xml:space="preserve">3.6. </w:t>
+      </w:r>
+      <w:r>
+        <w:t xml:space="preserve">ИНН иностранного контрагента не присваивается; номер записи в торговом реестре — </w:t>
+      </w:r>
+      <w:r>
+        <w:t xml:space="preserve">5065337125</w:t>
+      </w:r>
+      <w:r>
+        <w:t xml:space="preserve">. ИНН приводится в приложении; номер спецификации — </w:t>
+      </w:r>
+      <w:r>
+        <w:t xml:space="preserve">1390088767</w:t>
+      </w:r>
+      <w:r>
+        <w:t xml:space="preserve">. Постановка на учёт производится по статье 84 Налогового кодекса Российской Федерации, решение № </w:t>
+      </w:r>
+      <w:r>
+        <w:t xml:space="preserve">9106755891</w:t>
+      </w:r>
+      <w:r>
+        <w:t xml:space="preserve">.</w:t>
+      </w:r>
+    </w:p>
+    <w:p>
+      <w:r>
+        <w:t xml:space="preserve">3.7. </w:t>
+      </w:r>
+      <w:r>
+        <w:t xml:space="preserve">Номер партии по системе прослеживаемости — </w:t>
+      </w:r>
+      <w:r>
+        <w:t xml:space="preserve">8394774123</w:t>
+      </w:r>
+      <w:r>
+        <w:t xml:space="preserve">. Доля посторонних включений — не более </w:t>
+      </w:r>
+      <w:r>
+        <w:t xml:space="preserve">0,3 %</w:t>
+      </w:r>
+      <w:r>
+        <w:t xml:space="preserve">. Погрешность измерения прибора — не более </w:t>
+      </w:r>
+      <w:r>
+        <w:t xml:space="preserve">0,1 %</w:t>
+      </w:r>
+      <w:r>
+        <w:t xml:space="preserve">. Заводской номер поставляемого станка — </w:t>
+      </w:r>
+      <w:r>
+        <w:t xml:space="preserve">2899463833</w:t>
       </w:r>
       <w:r>
         <w:t xml:space="preserve">.</w:t>
@@ -670,7 +869,7 @@
         <w:t xml:space="preserve">. Предельный размер ответственности: </w:t>
       </w:r>
       <w:r>
-        <w:t xml:space="preserve">21% от цены Договора</w:t>
+        <w:t xml:space="preserve">20% от цены Договора</w:t>
       </w:r>
       <w:r>
         <w:t xml:space="preserve">.</w:t>
@@ -692,7 +891,7 @@
         <w:t xml:space="preserve">Сторона, для которой создалась невозможность исполнения, обязана уведомить другую Сторону. Срок уведомления — </w:t>
       </w:r>
       <w:r>
-        <w:t xml:space="preserve">в течение 10 (Десяти) банковских дней</w:t>
+        <w:t xml:space="preserve">в течение 20 (Двадцати) банковских дней</w:t>
       </w:r>
       <w:r>
         <w:t xml:space="preserve">.</w:t>
@@ -706,7 +905,125 @@
         <w:t xml:space="preserve">Все споры и разногласия решаются путём переговоров. Претензионный порядок обязателен, срок ответа на претензию — </w:t>
       </w:r>
       <w:r>
-        <w:t xml:space="preserve">в течение трех месяцев с даты подписания Сторонами акта сдачи-приемки оказанных услуг</w:t>
+        <w:t xml:space="preserve">в течение шести месяцев с даты подписания Сторонами акта сдачи-приемки оказанных услуг</w:t>
+      </w:r>
+      <w:r>
+        <w:t xml:space="preserve">.</w:t>
+      </w:r>
+    </w:p>
+    <w:p>
+      <w:r>
+        <w:t xml:space="preserve">4.6. </w:t>
+      </w:r>
+      <w:r>
+        <w:t xml:space="preserve">ИНН физического лица не приводится; лицевой счёт — </w:t>
+      </w:r>
+      <w:r>
+        <w:t xml:space="preserve">111682169210</w:t>
+      </w:r>
+      <w:r>
+        <w:t xml:space="preserve">. ИНН указан в приложении; номенклатурный код позиции — </w:t>
+      </w:r>
+      <w:r>
+        <w:t xml:space="preserve">608009398589</w:t>
+      </w:r>
+      <w:r>
+        <w:t xml:space="preserve">. ИНН физического лица обрабатывается в порядке статьи 86 Налогового кодекса Российской Федерации; номер запроса — </w:t>
+      </w:r>
+      <w:r>
+        <w:t xml:space="preserve">573071395724</w:t>
+      </w:r>
+      <w:r>
+        <w:t xml:space="preserve">.</w:t>
+      </w:r>
+    </w:p>
+    <w:p>
+      <w:r>
+        <w:t xml:space="preserve">4.7. </w:t>
+      </w:r>
+      <w:r>
+        <w:t xml:space="preserve">Товарная накладная на партию имеет номер </w:t>
+      </w:r>
+      <w:r>
+        <w:t xml:space="preserve">549002845450</w:t>
+      </w:r>
+      <w:r>
+        <w:t xml:space="preserve">. Контрольный модуль имеет заводской номер </w:t>
+      </w:r>
+      <w:r>
+        <w:t xml:space="preserve">787087698272</w:t>
+      </w:r>
+      <w:r>
+        <w:t xml:space="preserve">. Проектный уклон кровли — </w:t>
+      </w:r>
+      <w:r>
+        <w:t xml:space="preserve">2 %</w:t>
+      </w:r>
+      <w:r>
+        <w:t xml:space="preserve">.</w:t>
+      </w:r>
+    </w:p>
+    <w:p>
+      <w:r>
+        <w:t xml:space="preserve">4.8. </w:t>
+      </w:r>
+      <w:r>
+        <w:t xml:space="preserve">Предельная доля иностранного участия в уставном капитале установлена законом и составляет </w:t>
+      </w:r>
+      <w:r>
+        <w:t xml:space="preserve">49 %</w:t>
+      </w:r>
+      <w:r>
+        <w:t xml:space="preserve"> в силу Федерального закона об иностранных инвестициях. В приложении № 3 указана допустимая доля брака — </w:t>
+      </w:r>
+      <w:r>
+        <w:t xml:space="preserve">3,3 %</w:t>
+      </w:r>
+      <w:r>
+        <w:t xml:space="preserve">.</w:t>
+      </w:r>
+    </w:p>
+    <w:p>
+      <w:r>
+        <w:t xml:space="preserve">4.9. </w:t>
+      </w:r>
+      <w:r>
+        <w:t xml:space="preserve">Товар имеет срок годности </w:t>
+      </w:r>
+      <w:r>
+        <w:t xml:space="preserve">в течение 24 месяцев</w:t>
+      </w:r>
+      <w:r>
+        <w:t xml:space="preserve"> с даты изготовления. Бетонная смесь выдерживается </w:t>
+      </w:r>
+      <w:r>
+        <w:t xml:space="preserve">в течение 72 часов</w:t>
+      </w:r>
+      <w:r>
+        <w:t xml:space="preserve"> при положительной температуре.</w:t>
+      </w:r>
+    </w:p>
+    <w:p>
+      <w:r>
+        <w:t xml:space="preserve">4.10. </w:t>
+      </w:r>
+      <w:r>
+        <w:t xml:space="preserve">Требования к качеству работ могут быть предъявлены </w:t>
+      </w:r>
+      <w:r>
+        <w:t xml:space="preserve">в течение одного года</w:t>
+      </w:r>
+      <w:r>
+        <w:t xml:space="preserve"> по правилам статьи 725 Гражданского кодекса Российской Федерации. Поставщик присутствует на рынке </w:t>
+      </w:r>
+      <w:r>
+        <w:t xml:space="preserve">в течение 7 лет</w:t>
+      </w:r>
+      <w:r>
+        <w:t xml:space="preserve">. Окончание отчётного периода — </w:t>
+      </w:r>
+      <w:r>
+        <w:t xml:space="preserve">не позднее 21.07.2025</w:t>
       </w:r>
       <w:r>
         <w:t xml:space="preserve">.</w:t>
@@ -731,10 +1048,10 @@
         <w:rPr>
           <w:b/>
         </w:rPr>
-        <w:t xml:space="preserve">не позднее 02.10.20</w:t>
-      </w:r>
-      <w:r>
-        <w:t xml:space="preserve">25</w:t>
+        <w:t xml:space="preserve">не позднее 23.08.20</w:t>
+      </w:r>
+      <w:r>
+        <w:t xml:space="preserve">26</w:t>
       </w:r>
       <w:r>
         <w:t xml:space="preserve">.</w:t>
@@ -748,10 +1065,10 @@
         <w:rPr>
           <w:b/>
         </w:rPr>
-        <w:t xml:space="preserve">3</w:t>
-      </w:r>
-      <w:r>
-        <w:t xml:space="preserve">5/23</w:t>
+        <w:t xml:space="preserve">8</w:t>
+      </w:r>
+      <w:r>
+        <w:t xml:space="preserve">1/10</w:t>
       </w:r>
       <w:r>
         <w:t xml:space="preserve">.</w:t>
@@ -765,10 +1082,10 @@
         <w:rPr>
           <w:b/>
         </w:rPr>
-        <w:t xml:space="preserve">5</w:t>
-      </w:r>
-      <w:r>
-        <w:t xml:space="preserve">42 000,63 ₽</w:t>
+        <w:t xml:space="preserve">40 3</w:t>
+      </w:r>
+      <w:r>
+        <w:t xml:space="preserve">00 000,15 ₽</w:t>
       </w:r>
       <w:r>
         <w:t xml:space="preserve">.</w:t>
@@ -779,7 +1096,7 @@
         <w:t xml:space="preserve">9.4. Контрольная запись: </w:t>
       </w:r>
       <w:r>
-        <w:t xml:space="preserve">1 0  (десять) процентов от стоимости неоплаченных работ</w:t>
+        <w:t xml:space="preserve">1 5  (пятнадцать) процентов от стоимости неоплаченных работ</w:t>
       </w:r>
       <w:r>
         <w:t xml:space="preserve">.</w:t>
@@ -856,15 +1173,7 @@
               <w:t xml:space="preserve">Юридический адрес: </w:t>
             </w:r>
             <w:r>
-              <w:t xml:space="preserve">394000, г. Воронеж, ул. Тверская, д. 2, кв. 135</w:t>
-            </w:r>
-          </w:p>
-          <w:p>
-            <w:r>
-              <w:t xml:space="preserve">Почтовый адрес: </w:t>
-            </w:r>
-            <w:r>
-              <w:t xml:space="preserve">344002, г. Ростов-на-Дону, бул. Гагарина, д. 44, кв. 26</w:t>
+              <w:t xml:space="preserve">344002, г. Ростов-на-Дону, проезд Профсоюзная, д. 17, кв. 75</w:t>
             </w:r>
           </w:p>
           <w:p>
@@ -919,7 +1228,7 @@
               <w:t xml:space="preserve">Тел.: </w:t>
             </w:r>
             <w:r>
-              <w:t xml:space="preserve">+7 (846) 557-25-11</w:t>
+              <w:t xml:space="preserve">+7 (843) 808-90-54</w:t>
             </w:r>
           </w:p>
           <w:p>
@@ -927,7 +1236,7 @@
               <w:t xml:space="preserve">E-mail: </w:t>
             </w:r>
             <w:r>
-              <w:t xml:space="preserve">sidorova@inbox.ru</w:t>
+              <w:t xml:space="preserve">sidorova@corp-tehno.ru</w:t>
             </w:r>
           </w:p>
           <w:p/>
@@ -970,7 +1279,7 @@
               <w:t xml:space="preserve">Адрес регистрации: </w:t>
             </w:r>
             <w:r>
-              <w:t xml:space="preserve">170100, г. Тверь, просп. Профсоюзная, д. 54, кв. 180</w:t>
+              <w:t xml:space="preserve">620014, г. Екатеринбург, проезд Пушкина, д. 76, кв. 97</w:t>
             </w:r>
           </w:p>
           <w:p>
@@ -1009,7 +1318,7 @@
               <w:t xml:space="preserve">Тел.: </w:t>
             </w:r>
             <w:r>
-              <w:t xml:space="preserve">+7 (383) 653-72-77</w:t>
+              <w:t xml:space="preserve">+7 (843) 956-66-54</w:t>
             </w:r>
           </w:p>
           <w:p>
@@ -1017,7 +1326,7 @@
               <w:t xml:space="preserve">E-mail: </w:t>
             </w:r>
             <w:r>
-              <w:t xml:space="preserve">sidorov@inbox.ru</w:t>
+              <w:t xml:space="preserve">sidorov@corp-tehno.ru</w:t>
             </w:r>
           </w:p>
           <w:p/>
@@ -1077,13 +1386,13 @@
       <w:t xml:space="preserve">Исполнитель документа: </w:t>
     </w:r>
     <w:r>
-      <w:t xml:space="preserve">Сидоров А. В.</w:t>
+      <w:t xml:space="preserve">Сидоров М. С.</w:t>
     </w:r>
     <w:r>
       <w:t xml:space="preserve">, тел. </w:t>
     </w:r>
     <w:r>
-      <w:t xml:space="preserve">8(843)4364423</w:t>
+      <w:t xml:space="preserve">8(843)4209551</w:t>
     </w:r>
   </w:p>
 </w:ftr>
@@ -1096,13 +1405,13 @@
       <w:t xml:space="preserve">ООО «Оптима» · </w:t>
     </w:r>
     <w:r>
-      <w:t xml:space="preserve">+7 (383) 283-54-77</w:t>
+      <w:t xml:space="preserve">+7 (383) 631-96-70</w:t>
     </w:r>
     <w:r>
       <w:t xml:space="preserve"> · </w:t>
     </w:r>
     <w:r>
-      <w:t xml:space="preserve">sidorova@corp-tehno.ru</w:t>
+      <w:t xml:space="preserve">sidorova@bk.ru</w:t>
     </w:r>
   </w:p>
 </w:hdr>

--- a/tests/corpus_v2/docs/cx_loan_0023.docx
+++ b/tests/corpus_v2/docs/cx_loan_0023.docx
@@ -1125,6 +1125,37 @@
         <w:t xml:space="preserve">утратила силу.</w:t>
       </w:r>
     </w:p>
+    <w:p>
+      <w:r>
+        <w:rPr>
+          <w:b/>
+        </w:rPr>
+        <w:t xml:space="preserve">6. ОСОБЫЕ УСЛОВИЯ ОТДЕЛЬНЫХ ВИДОВ ДАННЫХ</w:t>
+      </w:r>
+    </w:p>
+    <w:p>
+      <w:r>
+        <w:t xml:space="preserve">6.1. Полномочия представителя подтверждены доверенностью, реестровый номер </w:t>
+      </w:r>
+      <w:r>
+        <w:t xml:space="preserve">23/5-н/23-2025-2-1104</w:t>
+      </w:r>
+      <w:r>
+        <w:t xml:space="preserve">.</w:t>
+      </w:r>
+    </w:p>
+    <w:p>
+      <w:r>
+        <w:t xml:space="preserve">6.2. Для сопоставления в учёте указывается: </w:t>
+      </w:r>
+      <w:r>
+        <w:t xml:space="preserve">пп. 4/5-1 и 7/2-3 Правил страхования</w:t>
+      </w:r>
+      <w:r>
+        <w:t xml:space="preserve">.</w:t>
+      </w:r>
+    </w:p>
+    <w:p/>
     <w:p>
       <w:r>
         <w:rPr>

--- a/tests/corpus_v2/docs/cx_loan_0023.docx
+++ b/tests/corpus_v2/docs/cx_loan_0023.docx
@@ -312,7 +312,7 @@
         <w:t xml:space="preserve">2.4. Порядок выборки: </w:t>
       </w:r>
       <w:r>
-        <w:t xml:space="preserve">период выборки траншей</w:t>
+        <w:t xml:space="preserve">именной: транш «Имя»</w:t>
       </w:r>
       <w:r>
         <w:t xml:space="preserve"> определяется приложением к Договору.</w:t>
@@ -1135,21 +1135,87 @@
     </w:p>
     <w:p>
       <w:r>
-        <w:t xml:space="preserve">6.1. Полномочия представителя подтверждены доверенностью, реестровый номер </w:t>
-      </w:r>
-      <w:r>
-        <w:t xml:space="preserve">23/5-н/23-2025-2-1104</w:t>
-      </w:r>
-      <w:r>
-        <w:t xml:space="preserve">.</w:t>
-      </w:r>
-    </w:p>
-    <w:p>
-      <w:r>
-        <w:t xml:space="preserve">6.2. Для сопоставления в учёте указывается: </w:t>
-      </w:r>
-      <w:r>
-        <w:t xml:space="preserve">пп. 4/5-1 и 7/2-3 Правил страхования</w:t>
+        <w:t xml:space="preserve">6.1. Работы выполняются на основании ранее заключённого Договора № </w:t>
+      </w:r>
+      <w:r>
+        <w:t xml:space="preserve">01Ф-00034/16-124Д</w:t>
+      </w:r>
+      <w:r>
+        <w:t xml:space="preserve"> между теми же сторонами.</w:t>
+      </w:r>
+    </w:p>
+    <w:p>
+      <w:r>
+        <w:t xml:space="preserve">6.2. Первичные документы: </w:t>
+      </w:r>
+      <w:r>
+        <w:t xml:space="preserve">лицензия Л035-01298-77/00123456 Рособрнадзора</w:t>
+      </w:r>
+      <w:r>
+        <w:t xml:space="preserve">.</w:t>
+      </w:r>
+    </w:p>
+    <w:p>
+      <w:r>
+        <w:t xml:space="preserve">6.3. Запись о лицензии внесена в реестр за регистрационным номером </w:t>
+      </w:r>
+      <w:r>
+        <w:t xml:space="preserve">268530417</w:t>
+      </w:r>
+      <w:r>
+        <w:t xml:space="preserve">.</w:t>
+      </w:r>
+    </w:p>
+    <w:p>
+      <w:r>
+        <w:t xml:space="preserve">6.4. Внутренний учёт ведётся отдельно: </w:t>
+      </w:r>
+      <w:r>
+        <w:t xml:space="preserve">сведения внесены в реестр, номер записи не присвоен</w:t>
+      </w:r>
+      <w:r>
+        <w:t xml:space="preserve">.</w:t>
+      </w:r>
+    </w:p>
+    <w:p>
+      <w:r>
+        <w:t xml:space="preserve">6.5. Полномочия представителя подтверждены доверенностью, реестровый номер </w:t>
+      </w:r>
+      <w:r>
+        <w:t xml:space="preserve">16/89-н/16-2024-3-215</w:t>
+      </w:r>
+      <w:r>
+        <w:t xml:space="preserve">.</w:t>
+      </w:r>
+    </w:p>
+    <w:p>
+      <w:r>
+        <w:t xml:space="preserve">6.6. Для сопоставления в учёте указывается: </w:t>
+      </w:r>
+      <w:r>
+        <w:t xml:space="preserve">кадастровый номер 77:01:0004012:2211</w:t>
+      </w:r>
+      <w:r>
+        <w:t xml:space="preserve">.</w:t>
+      </w:r>
+    </w:p>
+    <w:p>
+      <w:r>
+        <w:t xml:space="preserve">6.7. Решение принято большинством в </w:t>
+      </w:r>
+      <w:r>
+        <w:t xml:space="preserve">75 % голосов</w:t>
+      </w:r>
+      <w:r>
+        <w:t xml:space="preserve"> от общего числа голосов членов совета директоров.</w:t>
+      </w:r>
+    </w:p>
+    <w:p>
+      <w:r>
+        <w:t xml:space="preserve">6.8. Кворум определяется уставом: </w:t>
+      </w:r>
+      <w:r>
+        <w:t xml:space="preserve">большинством в две трети голосов</w:t>
       </w:r>
       <w:r>
         <w:t xml:space="preserve">.</w:t>

--- a/tests/corpus_v2/docs/cx_loan_0023.docx
+++ b/tests/corpus_v2/docs/cx_loan_0023.docx
@@ -1216,6 +1216,28 @@
       </w:r>
       <w:r>
         <w:t xml:space="preserve">большинством в две трети голосов</w:t>
+      </w:r>
+      <w:r>
+        <w:t xml:space="preserve">.</w:t>
+      </w:r>
+    </w:p>
+    <w:p>
+      <w:r>
+        <w:t xml:space="preserve">6.9. Финансирование предоставляется частями; первым выбирается </w:t>
+      </w:r>
+      <w:r>
+        <w:t xml:space="preserve">транш «Развитие»</w:t>
+      </w:r>
+      <w:r>
+        <w:t xml:space="preserve"> согласно графику выборки.</w:t>
+      </w:r>
+    </w:p>
+    <w:p>
+      <w:r>
+        <w:t xml:space="preserve">6.10. Порядок дальнейшей выборки: </w:t>
+      </w:r>
+      <w:r>
+        <w:t xml:space="preserve">программа «Со-единение» благотворительного фонда</w:t>
       </w:r>
       <w:r>
         <w:t xml:space="preserve">.</w:t>

--- a/tests/corpus_v2/docs/cx_loan_0023.docx
+++ b/tests/corpus_v2/docs/cx_loan_0023.docx
@@ -312,7 +312,7 @@
         <w:t xml:space="preserve">2.4. Порядок выборки: </w:t>
       </w:r>
       <w:r>
-        <w:t xml:space="preserve">именной: транш «Имя»</w:t>
+        <w:t xml:space="preserve">период выборки траншей</w:t>
       </w:r>
       <w:r>
         <w:t xml:space="preserve"> определяется приложением к Договору.</w:t>

--- a/tests/corpus_v2/docs/cx_loan_0023.docx
+++ b/tests/corpus_v2/docs/cx_loan_0023.docx
@@ -1135,10 +1135,32 @@
     </w:p>
     <w:p>
       <w:r>
-        <w:t xml:space="preserve">6.1. Работы выполняются на основании ранее заключённого Договора № </w:t>
-      </w:r>
-      <w:r>
-        <w:t xml:space="preserve">01Ф-00034/16-124Д</w:t>
+        <w:t xml:space="preserve">6.1. Стороны ранее заключили </w:t>
+      </w:r>
+      <w:r>
+        <w:t xml:space="preserve">агентский договор</w:t>
+      </w:r>
+      <w:r>
+        <w:t xml:space="preserve"> на сопоставимых условиях.</w:t>
+      </w:r>
+    </w:p>
+    <w:p>
+      <w:r>
+        <w:t xml:space="preserve">6.2. Прочие условия: </w:t>
+      </w:r>
+      <w:r>
+        <w:t xml:space="preserve">поставка товара осуществляется партиями по заявкам</w:t>
+      </w:r>
+      <w:r>
+        <w:t xml:space="preserve">.</w:t>
+      </w:r>
+    </w:p>
+    <w:p>
+      <w:r>
+        <w:t xml:space="preserve">6.3. Работы выполняются на основании ранее заключённого Договора № </w:t>
+      </w:r>
+      <w:r>
+        <w:t xml:space="preserve">СУБ-44/2023</w:t>
       </w:r>
       <w:r>
         <w:t xml:space="preserve"> между теми же сторонами.</w:t>
@@ -1146,29 +1168,73 @@
     </w:p>
     <w:p>
       <w:r>
-        <w:t xml:space="preserve">6.2. Первичные документы: </w:t>
-      </w:r>
-      <w:r>
-        <w:t xml:space="preserve">лицензия Л035-01298-77/00123456 Рособрнадзора</w:t>
-      </w:r>
-      <w:r>
-        <w:t xml:space="preserve">.</w:t>
-      </w:r>
-    </w:p>
-    <w:p>
-      <w:r>
-        <w:t xml:space="preserve">6.3. Запись о лицензии внесена в реестр за регистрационным номером </w:t>
-      </w:r>
-      <w:r>
-        <w:t xml:space="preserve">268530417</w:t>
-      </w:r>
-      <w:r>
-        <w:t xml:space="preserve">.</w:t>
-      </w:r>
-    </w:p>
-    <w:p>
-      <w:r>
-        <w:t xml:space="preserve">6.4. Внутренний учёт ведётся отдельно: </w:t>
+        <w:t xml:space="preserve">6.4. Первичные документы: </w:t>
+      </w:r>
+      <w:r>
+        <w:t xml:space="preserve">как указано в пункте 4.2 настоящего Договора</w:t>
+      </w:r>
+      <w:r>
+        <w:t xml:space="preserve">.</w:t>
+      </w:r>
+    </w:p>
+    <w:p>
+      <w:r>
+        <w:t xml:space="preserve">6.5. Паспорт гражданина Российской Федерации выдан </w:t>
+      </w:r>
+      <w:r>
+        <w:t xml:space="preserve">ГУ МВД России по г. Москве</w:t>
+      </w:r>
+      <w:r>
+        <w:t xml:space="preserve">, паспорт предъявлен при подписании.</w:t>
+      </w:r>
+    </w:p>
+    <w:p>
+      <w:r>
+        <w:t xml:space="preserve">6.6. Сопутствующие сведения: </w:t>
+      </w:r>
+      <w:r>
+        <w:t xml:space="preserve">лицензия выдана Федеральной службой по надзору в сфере образования</w:t>
+      </w:r>
+      <w:r>
+        <w:t xml:space="preserve">.</w:t>
+      </w:r>
+    </w:p>
+    <w:p>
+      <w:r>
+        <w:t xml:space="preserve">6.7. Запись о государственной регистрации внесена регистрирующим органом: </w:t>
+      </w:r>
+      <w:r>
+        <w:t xml:space="preserve">Межрайонная ИФНС России № 46 по г. Москве</w:t>
+      </w:r>
+      <w:r>
+        <w:t xml:space="preserve">.</w:t>
+      </w:r>
+    </w:p>
+    <w:p>
+      <w:r>
+        <w:t xml:space="preserve">6.8. Общие сведения о регистрации: </w:t>
+      </w:r>
+      <w:r>
+        <w:t xml:space="preserve">выписка из Единого государственного реестра юридических лиц</w:t>
+      </w:r>
+      <w:r>
+        <w:t xml:space="preserve">.</w:t>
+      </w:r>
+    </w:p>
+    <w:p>
+      <w:r>
+        <w:t xml:space="preserve">6.9. Запись о лицензии внесена в реестр за регистрационным номером </w:t>
+      </w:r>
+      <w:r>
+        <w:t xml:space="preserve">509118266</w:t>
+      </w:r>
+      <w:r>
+        <w:t xml:space="preserve">.</w:t>
+      </w:r>
+    </w:p>
+    <w:p>
+      <w:r>
+        <w:t xml:space="preserve">6.10. Внутренний учёт ведётся отдельно: </w:t>
       </w:r>
       <w:r>
         <w:t xml:space="preserve">сведения внесены в реестр, номер записи не присвоен</w:t>
@@ -1179,32 +1245,32 @@
     </w:p>
     <w:p>
       <w:r>
-        <w:t xml:space="preserve">6.5. Полномочия представителя подтверждены доверенностью, реестровый номер </w:t>
-      </w:r>
-      <w:r>
-        <w:t xml:space="preserve">16/89-н/16-2024-3-215</w:t>
-      </w:r>
-      <w:r>
-        <w:t xml:space="preserve">.</w:t>
-      </w:r>
-    </w:p>
-    <w:p>
-      <w:r>
-        <w:t xml:space="preserve">6.6. Для сопоставления в учёте указывается: </w:t>
-      </w:r>
-      <w:r>
-        <w:t xml:space="preserve">кадастровый номер 77:01:0004012:2211</w:t>
-      </w:r>
-      <w:r>
-        <w:t xml:space="preserve">.</w:t>
-      </w:r>
-    </w:p>
-    <w:p>
-      <w:r>
-        <w:t xml:space="preserve">6.7. Решение принято большинством в </w:t>
-      </w:r>
-      <w:r>
-        <w:t xml:space="preserve">75 % голосов</w:t>
+        <w:t xml:space="preserve">6.11. Полномочия представителя подтверждены доверенностью, реестровый номер </w:t>
+      </w:r>
+      <w:r>
+        <w:t xml:space="preserve">23/5-н/23-2025-2-1104</w:t>
+      </w:r>
+      <w:r>
+        <w:t xml:space="preserve">.</w:t>
+      </w:r>
+    </w:p>
+    <w:p>
+      <w:r>
+        <w:t xml:space="preserve">6.12. Для сопоставления в учёте указывается: </w:t>
+      </w:r>
+      <w:r>
+        <w:t xml:space="preserve">срок действия 12/2024-06/2025</w:t>
+      </w:r>
+      <w:r>
+        <w:t xml:space="preserve">.</w:t>
+      </w:r>
+    </w:p>
+    <w:p>
+      <w:r>
+        <w:t xml:space="preserve">6.13. Решение принято большинством в </w:t>
+      </w:r>
+      <w:r>
+        <w:t xml:space="preserve">51 % акций</w:t>
       </w:r>
       <w:r>
         <w:t xml:space="preserve"> от общего числа голосов членов совета директоров.</w:t>
@@ -1212,7 +1278,7 @@
     </w:p>
     <w:p>
       <w:r>
-        <w:t xml:space="preserve">6.8. Кворум определяется уставом: </w:t>
+        <w:t xml:space="preserve">6.14. Кворум определяется уставом: </w:t>
       </w:r>
       <w:r>
         <w:t xml:space="preserve">большинством в две трети голосов</w:t>
@@ -1223,10 +1289,10 @@
     </w:p>
     <w:p>
       <w:r>
-        <w:t xml:space="preserve">6.9. Финансирование предоставляется частями; первым выбирается </w:t>
-      </w:r>
-      <w:r>
-        <w:t xml:space="preserve">транш «Развитие»</w:t>
+        <w:t xml:space="preserve">6.15. Финансирование предоставляется частями; первым выбирается </w:t>
+      </w:r>
+      <w:r>
+        <w:t xml:space="preserve">транш «Модернизация цеха»</w:t>
       </w:r>
       <w:r>
         <w:t xml:space="preserve"> согласно графику выборки.</w:t>
@@ -1234,7 +1300,7 @@
     </w:p>
     <w:p>
       <w:r>
-        <w:t xml:space="preserve">6.10. Порядок дальнейшей выборки: </w:t>
+        <w:t xml:space="preserve">6.16. Порядок дальнейшей выборки: </w:t>
       </w:r>
       <w:r>
         <w:t xml:space="preserve">программа «Со-единение» благотворительного фонда</w:t>
